--- a/spa/docx/14.content.docx
+++ b/spa/docx/14.content.docx
@@ -229,7 +229,7 @@
           <w:vertAlign w:val="superscript"/>
           <w:lang w:val="es_ES" w:bidi="es_ES"/>
         </w:rPr>
-        <w:t>3</w:t>
+        <w:t>2-3</w:t>
       </w:r>
       <w:r>
         <w:rPr>
@@ -271,13 +271,13 @@
           <w:vertAlign w:val="superscript"/>
           <w:lang w:val="es_ES" w:bidi="es_ES"/>
         </w:rPr>
-        <w:t>6</w:t>
-      </w:r>
-      <w:r>
-        <w:rPr>
-          <w:lang w:val="es_ES" w:bidi="es_ES"/>
-        </w:rPr>
-        <w:t xml:space="preserve"> El altar de bronce que había hecho Bezalel, hijo de Uri y nieto de Hur, estaba delante del santuario del Señor en Gabaón. Salomón y todos los que estaban con él fueron allí a consultar al Señor. Salomón subió al altar de bronce que estaba delante del Señor en el santuario. Allí ofreció mil ofrendas quemadas.</w:t>
+        <w:t>5-6</w:t>
+      </w:r>
+      <w:r>
+        <w:rPr>
+          <w:lang w:val="es_ES" w:bidi="es_ES"/>
+        </w:rPr>
+        <w:t xml:space="preserve"> El altar de bronce que había hecho Bezalel, hijo de Uri y nieto de Hur, estaba delante del santuario del Señor en Gabaón. Salomón y todos los que estaban con él fueron allí a consultar al Señor. Salomón subió al altar de bronce que estaba delante del Señor en el santuario. Allí ofreció 1.000 ofrendas quemadas.</w:t>
       </w:r>
     </w:p>
     <w:p>
@@ -298,7 +298,7 @@
         <w:rPr>
           <w:lang w:val="es_ES" w:bidi="es_ES"/>
         </w:rPr>
-        <w:t xml:space="preserve"> Esa noche, Dios se le apareció a Salomón y le dijo:—Pídeme lo que quieras y te lo daré.</w:t>
+        <w:t xml:space="preserve"> Esa noche, Dios se le apareció a Salomón y le dijo: —Pídeme lo que quieras y te lo daré.</w:t>
       </w:r>
     </w:p>
     <w:p>
@@ -319,7 +319,7 @@
         <w:rPr>
           <w:lang w:val="es_ES" w:bidi="es_ES"/>
         </w:rPr>
-        <w:t xml:space="preserve"> Salomón respondió:—Señor, fuiste muy bondadoso con mi padre David, y ahora me has hecho rey en su lugar.</w:t>
+        <w:t xml:space="preserve"> Salomón respondió: —Señor, fuiste muy bondadoso con mi padre David, y ahora me has hecho rey en su lugar.</w:t>
       </w:r>
     </w:p>
     <w:p>
@@ -382,7 +382,7 @@
         <w:rPr>
           <w:lang w:val="es_ES" w:bidi="es_ES"/>
         </w:rPr>
-        <w:t xml:space="preserve"> Dios le respondió:—Pediste sabiduría y conocimiento para gobernar a mi pueblo. No pediste riquezas, ni esplendor ni la muerte de tus enemigos, ni larga vida.</w:t>
+        <w:t xml:space="preserve"> Dios le respondió: —Pediste sabiduría y conocimiento para gobernar a mi pueblo. No pediste riquezas, ni esplendor ni la muerte de tus enemigos, ni larga vida.</w:t>
       </w:r>
     </w:p>
     <w:p>
@@ -587,7 +587,7 @@
         <w:rPr>
           <w:lang w:val="es_ES" w:bidi="es_ES"/>
         </w:rPr>
-        <w:t xml:space="preserve"> Salomón le envió este mensaje a Hiram, rey de Tiro: «Envíame madera de cedro, como hiciste con mi padre David cuando construyó su palacio.</w:t>
+        <w:t xml:space="preserve"> Salomón le envió este mensaje a Hiram, rey de Tiro: “Envíame madera de cedro, como hiciste con mi padre David cuando construyó su palacio.</w:t>
       </w:r>
     </w:p>
     <w:p>
@@ -608,7 +608,7 @@
         <w:rPr>
           <w:lang w:val="es_ES" w:bidi="es_ES"/>
         </w:rPr>
-        <w:t xml:space="preserve"> Voy a construir un templo para el Señor mi Dios. Será un templo donde se quemará incienso y especias aromáticas para el Señor. Allí se colocará el pan consagrado. Allí también el pueblo podrá ofrecer sus ofrendas quemadas cada mañana y cada tarde, en los sábados, en las lunas nuevas y en las fiestas dedicadas al Señor nuestro Dios. Dios quiere que Israel celebre siempre estas ocasiones especiales.</w:t>
+        <w:t xml:space="preserve"> Voy a construir un templo para el Señor mi Dios. Será un templo donde se quemará incienso y especias aromáticas para el Señor. Allí se colocará el pan consagrado. Allí también el pueblo podrá ofrecer sus ofrendas quemadas cada mañana y cada tarde, en los días de reposo, en las lunas nuevas y en las fiestas dedicadas al Señor nuestro Dios. Dios quiere que Israel celebre siempre estas ocasiones especiales.</w:t>
       </w:r>
     </w:p>
     <w:p>
@@ -734,7 +734,7 @@
         <w:rPr>
           <w:lang w:val="es_ES" w:bidi="es_ES"/>
         </w:rPr>
-        <w:t xml:space="preserve"> En cuanto al pago, daré a tus trabajadores 4.000 toneladas de trigo, 4.000 toneladas de cebada, 440.000 litros de vino y 440.000 litros de aceite de oliva».</w:t>
+        <w:t xml:space="preserve"> En cuanto al pago, daré a tus trabajadores 4.000 toneladas de trigo, 4.000 toneladas de cebada, 440.000 litros de vino y 440.000 litros de aceite de oliva”.</w:t>
       </w:r>
     </w:p>
     <w:p>
@@ -755,7 +755,7 @@
         <w:rPr>
           <w:lang w:val="es_ES" w:bidi="es_ES"/>
         </w:rPr>
-        <w:t xml:space="preserve"> El rey Hiram le respondió al rey Salomón en una carta: «El Señor te ha hecho rey porque ama a su pueblo.</w:t>
+        <w:t xml:space="preserve"> El rey Hiram le respondió al rey Salomón en una carta: “El Señor te ha hecho rey porque ama a su pueblo.</w:t>
       </w:r>
     </w:p>
     <w:p>
@@ -860,7 +860,7 @@
         <w:rPr>
           <w:lang w:val="es_ES" w:bidi="es_ES"/>
         </w:rPr>
-        <w:t xml:space="preserve"> Nosotros cortaremos en el Líbano toda la madera que necesites. La ataremos formando balsas y la haremos flotar por el mar hasta Jope. Desde allí tú la llevarás a Jerusalén».</w:t>
+        <w:t xml:space="preserve"> Nosotros cortaremos en el Líbano toda la madera que necesites. La ataremos formando balsas y la haremos flotar por el mar hasta Jope. Desde allí tú la llevarás a Jerusalén”.</w:t>
       </w:r>
     </w:p>
     <w:p>
@@ -1143,7 +1143,7 @@
           <w:vertAlign w:val="superscript"/>
           <w:lang w:val="es_ES" w:bidi="es_ES"/>
         </w:rPr>
-        <w:t>13</w:t>
+        <w:t>11-13</w:t>
       </w:r>
       <w:r>
         <w:rPr>
@@ -1495,7 +1495,7 @@
           <w:vertAlign w:val="superscript"/>
           <w:lang w:val="es_ES" w:bidi="es_ES"/>
         </w:rPr>
-        <w:t>16</w:t>
+        <w:t>12-16</w:t>
       </w:r>
       <w:r>
         <w:rPr>
@@ -1516,7 +1516,7 @@
           <w:vertAlign w:val="superscript"/>
           <w:lang w:val="es_ES" w:bidi="es_ES"/>
         </w:rPr>
-        <w:t>18</w:t>
+        <w:t>17-18</w:t>
       </w:r>
       <w:r>
         <w:rPr>
@@ -1700,7 +1700,7 @@
           <w:vertAlign w:val="superscript"/>
           <w:lang w:val="es_ES" w:bidi="es_ES"/>
         </w:rPr>
-        <w:t>5</w:t>
+        <w:t>4-5</w:t>
       </w:r>
       <w:r>
         <w:rPr>
@@ -1811,22 +1811,22 @@
         <w:rPr>
           <w:lang w:val="es_ES" w:bidi="es_ES"/>
         </w:rPr>
-        <w:t xml:space="preserve"> Dentro del arca solo estaban las dos tablas de piedra que Moisés había guardado allí en el monte Horeb. Las guardó cuando el Señor hizo su pacto con los israelitas después de sacarlos de Egipto.</w:t>
-      </w:r>
-    </w:p>
-    <w:p>
-      <w:pPr/>
-      <w:r>
-        <w:rPr>
-          <w:lang w:val="es_ES" w:bidi="es_ES"/>
-        </w:rPr>
-      </w:r>
-      <w:r>
-        <w:rPr>
-          <w:vertAlign w:val="superscript"/>
-          <w:lang w:val="es_ES" w:bidi="es_ES"/>
-        </w:rPr>
-        <w:t>12</w:t>
+        <w:t xml:space="preserve"> Dentro del arca solo estaban las 2 tablas de piedra que Moisés había guardado allí en el monte Horeb. Las guardó cuando el Señor hizo su pacto con los israelitas después de sacarlos de Egipto.</w:t>
+      </w:r>
+    </w:p>
+    <w:p>
+      <w:pPr/>
+      <w:r>
+        <w:rPr>
+          <w:lang w:val="es_ES" w:bidi="es_ES"/>
+        </w:rPr>
+      </w:r>
+      <w:r>
+        <w:rPr>
+          <w:vertAlign w:val="superscript"/>
+          <w:lang w:val="es_ES" w:bidi="es_ES"/>
+        </w:rPr>
+        <w:t>11-12</w:t>
       </w:r>
       <w:r>
         <w:rPr>
@@ -1847,13 +1847,13 @@
           <w:vertAlign w:val="superscript"/>
           <w:lang w:val="es_ES" w:bidi="es_ES"/>
         </w:rPr>
-        <w:t>14</w:t>
-      </w:r>
-      <w:r>
-        <w:rPr>
-          <w:lang w:val="es_ES" w:bidi="es_ES"/>
-        </w:rPr>
-        <w:t xml:space="preserve"> Los trompetistas y los cantores alababan y daban gracias al Señor al unísono. Acompañados de trompetas, címbalos y otros instrumentos musicales, cantaban: «Den gracias al Señor, porque él es bueno. Su gran amor dura para siempre».Entonces una nube cubrió el templo del Señor. Los sacerdotes no pudieron continuar ministrando por causa de la nube. La gloria del Señor había llenado el templo.</w:t>
+        <w:t>13-14</w:t>
+      </w:r>
+      <w:r>
+        <w:rPr>
+          <w:lang w:val="es_ES" w:bidi="es_ES"/>
+        </w:rPr>
+        <w:t xml:space="preserve"> Los trompetistas y los cantores alababan y daban gracias al Señor al unísono. Acompañados de trompetas, címbalos y otros instrumentos musicales, cantaban: “Den gracias al Señor, porque él es bueno. Su gran amor dura para siempre”. Entonces una nube cubrió el templo del Señor. Los sacerdotes no pudieron continuar ministrando por causa de la nube. La gloria del Señor había llenado el templo.</w:t>
       </w:r>
     </w:p>
     <w:p>
@@ -1968,13 +1968,13 @@
           <w:vertAlign w:val="superscript"/>
           <w:lang w:val="es_ES" w:bidi="es_ES"/>
         </w:rPr>
-        <w:t>6</w:t>
-      </w:r>
-      <w:r>
-        <w:rPr>
-          <w:lang w:val="es_ES" w:bidi="es_ES"/>
-        </w:rPr>
-        <w:t xml:space="preserve"> "Desde que saqué a mi pueblo de Egipto, no había escogido ninguna ciudad de las tribus de Israel para construir un templo donde habitara mi nombre. Ni había escogido a nadie para gobernar a mi pueblo Israel. Pero ahora he escogido a Jerusalén para que mi nombre habite allí. Y he escogido a David para gobernar a mi pueblo Israel".</w:t>
+        <w:t>5-6</w:t>
+      </w:r>
+      <w:r>
+        <w:rPr>
+          <w:lang w:val="es_ES" w:bidi="es_ES"/>
+        </w:rPr>
+        <w:t xml:space="preserve"> "Desde que saqué a mi pueblo de Egipto, no había escogido ninguna ciudad de las tribus de Israel para construir un templo donde habitara mi nombre. Ni había escogido a nadie para gobernar a mi pueblo Israel. Pero ahora he escogido a Jerusalén para que mi nombre habite allí. Y he escogido a David para gobernar a mi pueblo Israel”.</w:t>
       </w:r>
     </w:p>
     <w:p>
@@ -2016,7 +2016,7 @@
         <w:rPr>
           <w:lang w:val="es_ES" w:bidi="es_ES"/>
         </w:rPr>
-        <w:t xml:space="preserve"> Pero el Señor le dijo: "Es bueno que hayas querido construir un templo para adorarme.</w:t>
+        <w:t xml:space="preserve"> Pero el Señor le dijo: “Es bueno que hayas querido construir un templo para adorarme.</w:t>
       </w:r>
     </w:p>
     <w:p>
@@ -2037,7 +2037,7 @@
         <w:rPr>
           <w:lang w:val="es_ES" w:bidi="es_ES"/>
         </w:rPr>
-        <w:t xml:space="preserve"> Pero no serás tú quien la construya. Será tu hijo quien construya un templo para honrar mi nombre".</w:t>
+        <w:t xml:space="preserve"> Pero no serás tú quien la construya. Será tu hijo quien construya un templo para honrar mi nombre”.</w:t>
       </w:r>
     </w:p>
     <w:p>
@@ -2094,7 +2094,7 @@
           <w:vertAlign w:val="superscript"/>
           <w:lang w:val="es_ES" w:bidi="es_ES"/>
         </w:rPr>
-        <w:t>13</w:t>
+        <w:t>12-13</w:t>
       </w:r>
       <w:r>
         <w:rPr>
@@ -2121,7 +2121,7 @@
         <w:rPr>
           <w:lang w:val="es_ES" w:bidi="es_ES"/>
         </w:rPr>
-        <w:t xml:space="preserve"> y oró:—Señor, Dios de Israel, no existe ningún Dios como tú en el cielo ni en la tierra. Cumples tus promesas de amor con quienes te obedecen y siguen tus caminos de todo corazón.</w:t>
+        <w:t xml:space="preserve"> y oró: —Señor, Dios de Israel, no existe ningún Dios como tú en el cielo ni en la tierra. Cumples tus promesas de amor con quienes te obedecen y siguen tus caminos de todo corazón.</w:t>
       </w:r>
     </w:p>
     <w:p>
@@ -2163,7 +2163,7 @@
         <w:rPr>
           <w:lang w:val="es_ES" w:bidi="es_ES"/>
         </w:rPr>
-        <w:t xml:space="preserve"> »Ahora, Señor, Dios de Israel, cumple también la otra promesa que le hiciste a mi padre. Le dijiste: "Si tus descendientes obedecen mis leyes como tú lo has hecho, siempre habrá uno de ellos en el trono de Israel".</w:t>
+        <w:t xml:space="preserve"> »Ahora, Señor, Dios de Israel, cumple también la otra promesa que le hiciste a mi padre. Le dijiste: “Si tus descendientes obedecen mis leyes como tú lo has hecho, siempre habrá uno de ellos en el trono de Israel”.</w:t>
       </w:r>
     </w:p>
     <w:p>
@@ -2241,7 +2241,7 @@
           <w:vertAlign w:val="superscript"/>
           <w:lang w:val="es_ES" w:bidi="es_ES"/>
         </w:rPr>
-        <w:t>21</w:t>
+        <w:t>20-21</w:t>
       </w:r>
       <w:r>
         <w:rPr>
@@ -2577,7 +2577,7 @@
           <w:vertAlign w:val="superscript"/>
           <w:lang w:val="es_ES" w:bidi="es_ES"/>
         </w:rPr>
-        <w:t>38</w:t>
+        <w:t>37-38</w:t>
       </w:r>
       <w:r>
         <w:rPr>
@@ -2746,22 +2746,22 @@
         <w:rPr>
           <w:lang w:val="es_ES" w:bidi="es_ES"/>
         </w:rPr>
-        <w:t xml:space="preserve"> Los israelitas vieron que el fuego caía y que la gloria del Señor llenaba el templo. Se postraron rostro en tierra sobre el pavimento. Adoraron al Señor y dieron gracias, diciendo: «Él es bueno. Su gran amor dura para siempre».</w:t>
-      </w:r>
-    </w:p>
-    <w:p>
-      <w:pPr/>
-      <w:r>
-        <w:rPr>
-          <w:lang w:val="es_ES" w:bidi="es_ES"/>
-        </w:rPr>
-      </w:r>
-      <w:r>
-        <w:rPr>
-          <w:vertAlign w:val="superscript"/>
-          <w:lang w:val="es_ES" w:bidi="es_ES"/>
-        </w:rPr>
-        <w:t>5</w:t>
+        <w:t xml:space="preserve"> Los israelitas vieron que el fuego caía y que la gloria del Señor llenaba el templo. Se postraron rostro en tierra sobre el pavimento. Adoraron al Señor y dieron gracias, diciendo: —Él es bueno. Su gran amor dura para siempre.</w:t>
+      </w:r>
+    </w:p>
+    <w:p>
+      <w:pPr/>
+      <w:r>
+        <w:rPr>
+          <w:lang w:val="es_ES" w:bidi="es_ES"/>
+        </w:rPr>
+      </w:r>
+      <w:r>
+        <w:rPr>
+          <w:vertAlign w:val="superscript"/>
+          <w:lang w:val="es_ES" w:bidi="es_ES"/>
+        </w:rPr>
+        <w:t>4-5</w:t>
       </w:r>
       <w:r>
         <w:rPr>
@@ -2914,7 +2914,7 @@
         <w:rPr>
           <w:lang w:val="es_ES" w:bidi="es_ES"/>
         </w:rPr>
-        <w:t xml:space="preserve"> Una noche el Señor se le apareció a Salomón y le dijo:—Escuché tu oración y escogí este templo como el lugar donde quiero que me presenten sacrificios.</w:t>
+        <w:t xml:space="preserve"> Una noche el Señor se le apareció a Salomón y le dijo: —Escuché tu oración y escogí este templo como el lugar donde quiero que me presenten sacrificios.</w:t>
       </w:r>
     </w:p>
     <w:p>
@@ -3103,7 +3103,7 @@
         <w:rPr>
           <w:lang w:val="es_ES" w:bidi="es_ES"/>
         </w:rPr>
-        <w:t xml:space="preserve"> Este templo tan imponente quedará en ruinas. Todos los que pasen junto a él se quedarán asombrados y preguntarán: "¿Por qué el Señor le hizo esto a esta tierra y a este templo?".</w:t>
+        <w:t xml:space="preserve"> Este templo tan imponente quedará en ruinas. Todos los que pasen junto a él se quedarán asombrados y preguntarán: "¿Por qué el Señor le hizo esto a esta tierra y a este templo?”.</w:t>
       </w:r>
     </w:p>
     <w:p>
@@ -3124,7 +3124,7 @@
         <w:rPr>
           <w:lang w:val="es_ES" w:bidi="es_ES"/>
         </w:rPr>
-        <w:t xml:space="preserve"> La respuesta será: "Porque abandonaron al Señor, el Dios de sus padres, quien los sacó de Egipto. Se fueron tras otros dioses, se postraron ante ellos y los adoraron. Por eso el Señor trajo todo este desastre sobre ellos".</w:t>
+        <w:t xml:space="preserve"> La respuesta será: “Porque abandonaron al Señor, el Dios de sus padres, quien los sacó de Egipto. Se fueron tras otros dioses, se postraron ante ellos y los adoraron. Por eso el Señor trajo todo este desastre sobre ellos”.</w:t>
       </w:r>
     </w:p>
     <w:p>
@@ -3203,7 +3203,7 @@
         <w:rPr>
           <w:lang w:val="es_ES" w:bidi="es_ES"/>
         </w:rPr>
-        <w:t xml:space="preserve"> En esa época, Salomón atacó Jamat de Soba y la conquistó.</w:t>
+        <w:t xml:space="preserve"> En esa época, Salomón atacó Jamat de Soba y la venció.</w:t>
       </w:r>
     </w:p>
     <w:p>
@@ -3281,7 +3281,7 @@
           <w:vertAlign w:val="superscript"/>
           <w:lang w:val="es_ES" w:bidi="es_ES"/>
         </w:rPr>
-        <w:t>8</w:t>
+        <w:t>7-8</w:t>
       </w:r>
       <w:r>
         <w:rPr>
@@ -3392,7 +3392,7 @@
         <w:rPr>
           <w:lang w:val="es_ES" w:bidi="es_ES"/>
         </w:rPr>
-        <w:t xml:space="preserve"> El número de sacrificios variaba según el día, conforme a las instrucciones que Moisés había dado. Había sacrificios especiales en los sábados, en las lunas nuevas y en las 3 fiestas anuales. Estas eran la fiesta de los panes sin levadura, la fiesta de las semanas y la fiesta de las enramadas.</w:t>
+        <w:t xml:space="preserve"> El número de sacrificios variaba según el día, conforme a las instrucciones que Moisés había dado. Había sacrificios especiales en los días de reposo, en las lunas nuevas y en las 3 fiestas anuales. Estas eran la fiesta de los panes sin levadura, la fiesta de las semanas y la fiesta de las enramadas.</w:t>
       </w:r>
     </w:p>
     <w:p>
@@ -3470,7 +3470,7 @@
           <w:vertAlign w:val="superscript"/>
           <w:lang w:val="es_ES" w:bidi="es_ES"/>
         </w:rPr>
-        <w:t>18</w:t>
+        <w:t>17-18</w:t>
       </w:r>
       <w:r>
         <w:rPr>
@@ -3828,7 +3828,7 @@
         <w:rPr>
           <w:lang w:val="es_ES" w:bidi="es_ES"/>
         </w:rPr>
-        <w:t xml:space="preserve"> También hizo 300 escudos pequeños, de 3 kilos de oro cada uno. El rey colocó estos escudos en el palacio «Bosque del Líbano».</w:t>
+        <w:t xml:space="preserve"> También hizo 300 escudos pequeños, de 3 kilos de oro cada uno. El rey colocó estos escudos en el palacio “Bosque del Líbano”.</w:t>
       </w:r>
     </w:p>
     <w:p>
@@ -3912,7 +3912,7 @@
         <w:rPr>
           <w:lang w:val="es_ES" w:bidi="es_ES"/>
         </w:rPr>
-        <w:t xml:space="preserve"> Todas las copas y los utensilios que usaba el rey Salomón eran de oro puro. Todo el mobiliario del palacio «Bosque del Líbano» también era de oro puro. En esos días, la plata no tenía mucho valor.</w:t>
+        <w:t xml:space="preserve"> Todas las copas y los utensilios que usaba el rey Salomón eran de oro puro. Todo el mobiliario del palacio “Bosque del Líbano” también era de oro puro. En esos días, la plata no tenía mucho valor.</w:t>
       </w:r>
     </w:p>
     <w:p>
@@ -4195,7 +4195,7 @@
           <w:vertAlign w:val="superscript"/>
           <w:lang w:val="es_ES" w:bidi="es_ES"/>
         </w:rPr>
-        <w:t>3</w:t>
+        <w:t>2-3</w:t>
       </w:r>
       <w:r>
         <w:rPr>
@@ -4243,7 +4243,7 @@
         <w:rPr>
           <w:lang w:val="es_ES" w:bidi="es_ES"/>
         </w:rPr>
-        <w:t xml:space="preserve"> Roboán les respondió:—Regresen a sus casas y vuelvan dentro de 3 días. Entonces les daré mi respuesta.Cuando la gente se fue,</w:t>
+        <w:t xml:space="preserve"> Roboán les respondió: —Regresen a sus casas y vuelvan dentro de 3 días. Entonces les daré mi respuesta. Cuando la gente se fue,</w:t>
       </w:r>
     </w:p>
     <w:p>
@@ -4264,7 +4264,7 @@
         <w:rPr>
           <w:lang w:val="es_ES" w:bidi="es_ES"/>
         </w:rPr>
-        <w:t xml:space="preserve"> Roboán consultó con los ancianos que habían aconsejado a su padre Salomón. Les preguntó:—¿Qué me aconsejan que les responda?</w:t>
+        <w:t xml:space="preserve"> Roboán consultó con los ancianos que habían aconsejado a su padre Salomón. Les preguntó: —¿Qué me aconsejan que les responda?</w:t>
       </w:r>
     </w:p>
     <w:p>
@@ -4285,28 +4285,28 @@
         <w:rPr>
           <w:lang w:val="es_ES" w:bidi="es_ES"/>
         </w:rPr>
-        <w:t xml:space="preserve"> Le respondieron:—Si quieres ser su rey, debes responderles con amabilidad y tratarlos bien. Si haces esto, te servirán con lealtad para siempre.</w:t>
-      </w:r>
-    </w:p>
-    <w:p>
-      <w:pPr/>
-      <w:r>
-        <w:rPr>
-          <w:lang w:val="es_ES" w:bidi="es_ES"/>
-        </w:rPr>
-      </w:r>
-      <w:r>
-        <w:rPr>
-          <w:vertAlign w:val="superscript"/>
-          <w:lang w:val="es_ES" w:bidi="es_ES"/>
-        </w:rPr>
-        <w:t>9</w:t>
-      </w:r>
-      <w:r>
-        <w:rPr>
-          <w:lang w:val="es_ES" w:bidi="es_ES"/>
-        </w:rPr>
-        <w:t xml:space="preserve"> Pero Roboán no hizo caso del consejo de los ancianos. En lugar de eso, habló con los jóvenes que habían crecido con él. Les preguntó:—¿Qué opinan ustedes? ¿Debo tratarlos mejor de lo que los trató mi padre?</w:t>
+        <w:t xml:space="preserve"> Le respondieron: —Si quieres ser su rey, debes responderles con amabilidad y tratarlos bien. Si haces esto, te servirán con lealtad para siempre.</w:t>
+      </w:r>
+    </w:p>
+    <w:p>
+      <w:pPr/>
+      <w:r>
+        <w:rPr>
+          <w:lang w:val="es_ES" w:bidi="es_ES"/>
+        </w:rPr>
+      </w:r>
+      <w:r>
+        <w:rPr>
+          <w:vertAlign w:val="superscript"/>
+          <w:lang w:val="es_ES" w:bidi="es_ES"/>
+        </w:rPr>
+        <w:t>8-9</w:t>
+      </w:r>
+      <w:r>
+        <w:rPr>
+          <w:lang w:val="es_ES" w:bidi="es_ES"/>
+        </w:rPr>
+        <w:t xml:space="preserve"> Pero Roboán no hizo caso del consejo de los ancianos. En lugar de eso, habló con los jóvenes que habían crecido con él. Les preguntó: —¿Qué opinan ustedes? ¿Debo tratarlos mejor de lo que los trató mi padre?</w:t>
       </w:r>
     </w:p>
     <w:p>
@@ -4327,7 +4327,7 @@
         <w:rPr>
           <w:lang w:val="es_ES" w:bidi="es_ES"/>
         </w:rPr>
-        <w:t xml:space="preserve"> Los jóvenes le respondieron:—Diles: "Mi padre fue duro con ustedes, pero yo seré todavía más duro. Mi dedo meñique es más grueso que la cintura de mi padre.</w:t>
+        <w:t xml:space="preserve"> Los jóvenes le respondieron: —Diles: “Mi padre fue duro con ustedes, pero yo seré todavía más duro. Mi dedo meñique es más grueso que la cintura de mi padre.</w:t>
       </w:r>
     </w:p>
     <w:p>
@@ -4348,7 +4348,7 @@
         <w:rPr>
           <w:lang w:val="es_ES" w:bidi="es_ES"/>
         </w:rPr>
-        <w:t xml:space="preserve"> No seré complaciente con ustedes, sino que los trataré con mucha más dureza. Mi padre los castigó con varas, pero yo los castigaré con látigos".</w:t>
+        <w:t xml:space="preserve"> No seré complaciente con ustedes, sino que los trataré con mucha más dureza. Mi padre los castigó con varas, pero yo los castigaré con látigos”.</w:t>
       </w:r>
     </w:p>
     <w:p>
@@ -4411,7 +4411,7 @@
         <w:rPr>
           <w:lang w:val="es_ES" w:bidi="es_ES"/>
         </w:rPr>
-        <w:t xml:space="preserve"> Roboán siguió el consejo de los jóvenes. Les dijo:—Mi padre fue duro con ustedes, pero yo lo seré todavía más. Mi padre los castigó con varas, pero yo los castigaré con látigos.</w:t>
+        <w:t xml:space="preserve"> Roboán siguió el consejo de los jóvenes. Les dijo: —Mi padre fue duro con ustedes, pero yo lo seré todavía más. Mi padre los castigó con varas, pero yo los castigaré con látigos.</w:t>
       </w:r>
     </w:p>
     <w:p>
@@ -4453,7 +4453,7 @@
         <w:rPr>
           <w:lang w:val="es_ES" w:bidi="es_ES"/>
         </w:rPr>
-        <w:t xml:space="preserve"> Cuando el pueblo escuchó esto, gritó furioso:—¡No queremos nada con David ni con sus descendientes! ¡Busquemos otro rey! ¡Que Roboán gobierne solo a su propia tribu de Judá! ¡Regresemos a nuestras casas!Y así lo hicieron.</w:t>
+        <w:t xml:space="preserve"> Cuando el pueblo escuchó esto, gritó furioso: —¡No queremos nada con David ni con sus descendientes! ¡Busquemos otro rey! ¡Que Roboán gobierne solo a su propia tribu de Judá! ¡Regresemos a nuestras casas! Y así lo hicieron.</w:t>
       </w:r>
     </w:p>
     <w:p>
@@ -4616,22 +4616,22 @@
         <w:rPr>
           <w:lang w:val="es_ES" w:bidi="es_ES"/>
         </w:rPr>
-        <w:t xml:space="preserve"> "No peleen contra sus hermanos israelitas. Regresa cada uno a su casa, porque fue mi voluntad que esto sucediera".Entonces obedecieron la palabra del Señor. Regresaron a sus casas en lugar de marchar contra Jeroboán.</w:t>
-      </w:r>
-    </w:p>
-    <w:p>
-      <w:pPr/>
-      <w:r>
-        <w:rPr>
-          <w:lang w:val="es_ES" w:bidi="es_ES"/>
-        </w:rPr>
-      </w:r>
-      <w:r>
-        <w:rPr>
-          <w:vertAlign w:val="superscript"/>
-          <w:lang w:val="es_ES" w:bidi="es_ES"/>
-        </w:rPr>
-        <w:t>10</w:t>
+        <w:t xml:space="preserve"> "No peleen contra sus hermanos israelitas. Regresa cada uno a su casa, porque fue mi voluntad que esto sucediera”. Entonces obedecieron la palabra del Señor. Regresaron a sus casas en lugar de marchar contra Jeroboán.</w:t>
+      </w:r>
+    </w:p>
+    <w:p>
+      <w:pPr/>
+      <w:r>
+        <w:rPr>
+          <w:lang w:val="es_ES" w:bidi="es_ES"/>
+        </w:rPr>
+      </w:r>
+      <w:r>
+        <w:rPr>
+          <w:vertAlign w:val="superscript"/>
+          <w:lang w:val="es_ES" w:bidi="es_ES"/>
+        </w:rPr>
+        <w:t>5-10</w:t>
       </w:r>
       <w:r>
         <w:rPr>
@@ -4694,7 +4694,7 @@
           <w:vertAlign w:val="superscript"/>
           <w:lang w:val="es_ES" w:bidi="es_ES"/>
         </w:rPr>
-        <w:t>14</w:t>
+        <w:t>13-14</w:t>
       </w:r>
       <w:r>
         <w:rPr>
@@ -5010,7 +5010,7 @@
         <w:rPr>
           <w:lang w:val="es_ES" w:bidi="es_ES"/>
         </w:rPr>
-        <w:t xml:space="preserve"> El profeta Semaías se presentó ante Roboán y los líderes de Judá, que se habían reunido en Jerusalén por temor a Sisac. Les dijo:—Esto dice el Señor: "Ustedes me han abandonado, así que yo los he entregado en manos de Sisac".</w:t>
+        <w:t xml:space="preserve"> El profeta Semaías se presentó ante Roboán y los líderes de Judá, que se habían reunido en Jerusalén por temor a Sisac. Les dijo: —Esto dice el Señor: “Ustedes me han abandonado, así que yo los he entregado en manos de Sisac”.</w:t>
       </w:r>
     </w:p>
     <w:p>
@@ -5031,7 +5031,7 @@
         <w:rPr>
           <w:lang w:val="es_ES" w:bidi="es_ES"/>
         </w:rPr>
-        <w:t xml:space="preserve"> Entonces el rey y los líderes de Israel se humillaron ante Dios y reconocieron:—El Señor es justo al castigarnos de esta manera.</w:t>
+        <w:t xml:space="preserve"> Entonces el rey y los líderes de Israel se humillaron ante Dios y reconocieron: —El Señor es justo al castigarnos de esta manera.</w:t>
       </w:r>
     </w:p>
     <w:p>
@@ -5052,7 +5052,7 @@
         <w:rPr>
           <w:lang w:val="es_ES" w:bidi="es_ES"/>
         </w:rPr>
-        <w:t xml:space="preserve"> Cuando el Señor vio que se habían humillado, le dio este mensaje a Semaías para ellos:—Ustedes se han humillado, así que no los destruiré. Pronto los libraré. No permitiré que Sisac ejecute mi castigo contra Jerusalén.</w:t>
+        <w:t xml:space="preserve"> Cuando el Señor vio que se habían humillado, le dio este mensaje a Semaías para ellos: —Ustedes se han humillado, así que no los destruiré. Pronto los libraré. No permitiré que Sisac ejecute mi castigo contra Jerusalén.</w:t>
       </w:r>
     </w:p>
     <w:p>
@@ -5341,7 +5341,7 @@
         <w:rPr>
           <w:lang w:val="es_ES" w:bidi="es_ES"/>
         </w:rPr>
-        <w:t xml:space="preserve"> Cuando el rey Abías llegó al monte Zemarayin, en la zona montañosa de Efraín, gritó:—¡Rey Jeroboán! ¡Soldados israelitas! ¡Escuchen lo que tengo que decirles!</w:t>
+        <w:t xml:space="preserve"> Cuando el rey Abías llegó al monte Zemarayin, en la zona montañosa de Efraín, gritó: —¡Rey Jeroboán! ¡Soldados israelitas! ¡Escuchen lo que tengo que decirles!</w:t>
       </w:r>
     </w:p>
     <w:p>
@@ -5524,7 +5524,7 @@
           <w:vertAlign w:val="superscript"/>
           <w:lang w:val="es_ES" w:bidi="es_ES"/>
         </w:rPr>
-        <w:t>14</w:t>
+        <w:t>13-14</w:t>
       </w:r>
       <w:r>
         <w:rPr>
@@ -5545,7 +5545,7 @@
           <w:vertAlign w:val="superscript"/>
           <w:lang w:val="es_ES" w:bidi="es_ES"/>
         </w:rPr>
-        <w:t>16</w:t>
+        <w:t>15-16</w:t>
       </w:r>
       <w:r>
         <w:rPr>
@@ -5587,7 +5587,7 @@
           <w:vertAlign w:val="superscript"/>
           <w:lang w:val="es_ES" w:bidi="es_ES"/>
         </w:rPr>
-        <w:t>19</w:t>
+        <w:t>18-19</w:t>
       </w:r>
       <w:r>
         <w:rPr>
@@ -5819,7 +5819,7 @@
         <w:rPr>
           <w:lang w:val="es_ES" w:bidi="es_ES"/>
         </w:rPr>
-        <w:t xml:space="preserve"> Asá dijo al pueblo de Judá:—Reconstruyamos estas ciudades y levantemos murallas a su alrededor, con torres, puertas y cerrojos. La tierra todavía es nuestra porque hemos buscado al Señor nuestro Dios. Lo hemos buscado, y él nos ha dado paz por todos lados.Así que construyeron y prosperaron.</w:t>
+        <w:t xml:space="preserve"> Asá dijo al pueblo de Judá: —Reconstruyamos estas ciudades y levantemos murallas a su alrededor, con torres, puertas y cerrojos. La tierra todavía es nuestra porque hemos buscado al Señor nuestro Dios. Lo hemos buscado, y él nos ha dado paz por todos lados. Así que construyeron y prosperaron.</w:t>
       </w:r>
     </w:p>
     <w:p>
@@ -5855,7 +5855,7 @@
           <w:vertAlign w:val="superscript"/>
           <w:lang w:val="es_ES" w:bidi="es_ES"/>
         </w:rPr>
-        <w:t>10</w:t>
+        <w:t>9-10</w:t>
       </w:r>
       <w:r>
         <w:rPr>
@@ -5882,7 +5882,7 @@
         <w:rPr>
           <w:lang w:val="es_ES" w:bidi="es_ES"/>
         </w:rPr>
-        <w:t xml:space="preserve"> Asá clamó al Señor su Dios y le dijo:—Señor, solo tú puedes ayudarnos frente a un ejército tan poderoso. Señor, Dios nuestro, ayúdanos, porque confiamos en ti. En tu nombre salimos contra este gran ejército. Tú eres el Señor. No permitas que ningún mortal prevalezca contra ti.</w:t>
+        <w:t xml:space="preserve"> Asá clamó al Señor su Dios y le dijo: —Señor, solo tú puedes ayudarnos frente a un ejército tan poderoso. Señor, Dios nuestro, ayúdanos, porque confiamos en ti. En tu nombre salimos contra este gran ejército. Tú eres el Señor. No permitas que ningún mortal prevalezca contra ti.</w:t>
       </w:r>
     </w:p>
     <w:p>
@@ -6024,7 +6024,7 @@
         <w:rPr>
           <w:lang w:val="es_ES" w:bidi="es_ES"/>
         </w:rPr>
-        <w:t xml:space="preserve"> Entonces Azarías salió al encuentro del rey Asá y le dijo:—¡Escúchame, rey Asá! ¡Escuchen, Judá y Benjamín! El Señor estará con ustedes mientras ustedes estén con él. Si lo buscan, él se dejará encontrar. Pero si lo abandonan, él también los abandonará.</w:t>
+        <w:t xml:space="preserve"> Entonces Azarías salió al encuentro del rey Asá y le dijo: —¡Escúchame, rey Asá! ¡Escuchen, Judá y Benjamín! El Señor estará con ustedes mientras ustedes estén con él. Si lo buscan, él se dejará encontrar. Pero si lo abandonan, él también los abandonará.</w:t>
       </w:r>
     </w:p>
     <w:p>
@@ -6150,7 +6150,7 @@
         <w:rPr>
           <w:lang w:val="es_ES" w:bidi="es_ES"/>
         </w:rPr>
-        <w:t xml:space="preserve"> Cuando el rey Asá escuchó este mensaje del profeta Azarías, hijo de Oded, cobró ánimo. Destruyó todos los ídolos detestables en todo el territorio de Judá y Benjamín. Los destruyó también en las ciudades que había conquistado en la región montañosa de Efraín. Restauró el altar del Señor que estaba frente al pórtico del templo del Señor.</w:t>
+        <w:t xml:space="preserve"> Cuando el rey Asá escuchó este mensaje del profeta Azarías, hijo de Oded, cobró ánimo. Destruyó todos los ídolos detestables en todo el territorio de Judá y Benjamín. Los destruyó también en las ciudades que había tomado en la región montañosa de Efraín. Restauró el altar del Señor que estaba frente al pórtico del templo del Señor.</w:t>
       </w:r>
     </w:p>
     <w:p>
@@ -6460,7 +6460,7 @@
         <w:rPr>
           <w:lang w:val="es_ES" w:bidi="es_ES"/>
         </w:rPr>
-        <w:t xml:space="preserve"> «Hagamos un pacto entre nosotros, como lo hicieron tu padre y mi padre. Te envío plata y oro. Rompe tu alianza con Basá, rey de Israel, para que se retire y me deje en paz».</w:t>
+        <w:t xml:space="preserve"> «Hagamos un pacto entre nosotros, como lo hicieron tu padre y mi padre. Te envío plata y oro. Rompe tu alianza con Basá, rey de Israel, para que se retire y me deje en paz”.</w:t>
       </w:r>
     </w:p>
     <w:p>
@@ -6544,7 +6544,7 @@
         <w:rPr>
           <w:lang w:val="es_ES" w:bidi="es_ES"/>
         </w:rPr>
-        <w:t xml:space="preserve"> En ese tiempo, el vidente Jananí fue a ver al rey Asá y le dijo:—Confiaste en el rey de Aram en lugar de confiar en el Señor tu Dios. Por eso, el ejército del rey de Aram se escapó de tus manos.</w:t>
+        <w:t xml:space="preserve"> En ese tiempo, el vidente Jananí fue a ver al rey Asá y le dijo: —Confiaste en el rey de Aram en lugar de confiar en el Señor tu Dios. Por eso, el ejército del rey de Aram se escapó de tus manos.</w:t>
       </w:r>
     </w:p>
     <w:p>
@@ -6664,7 +6664,7 @@
           <w:vertAlign w:val="superscript"/>
           <w:lang w:val="es_ES" w:bidi="es_ES"/>
         </w:rPr>
-        <w:t>14</w:t>
+        <w:t>13-14</w:t>
       </w:r>
       <w:r>
         <w:rPr>
@@ -6827,7 +6827,7 @@
           <w:vertAlign w:val="superscript"/>
           <w:lang w:val="es_ES" w:bidi="es_ES"/>
         </w:rPr>
-        <w:t>9</w:t>
+        <w:t>7-9</w:t>
       </w:r>
       <w:r>
         <w:rPr>
@@ -6932,7 +6932,7 @@
           <w:vertAlign w:val="superscript"/>
           <w:lang w:val="es_ES" w:bidi="es_ES"/>
         </w:rPr>
-        <w:t>15</w:t>
+        <w:t>14-15</w:t>
       </w:r>
       <w:r>
         <w:rPr>
@@ -7095,34 +7095,34 @@
           <w:vertAlign w:val="superscript"/>
           <w:lang w:val="es_ES" w:bidi="es_ES"/>
         </w:rPr>
-        <w:t>5</w:t>
-      </w:r>
-      <w:r>
-        <w:rPr>
-          <w:lang w:val="es_ES" w:bidi="es_ES"/>
-        </w:rPr>
-        <w:t xml:space="preserve"> —¡Por supuesto! —respondió el rey Josafat—. Cuenta conmigo. Mis soldados y yo iremos contigo a la batalla. Pero primero consultemos al Señor.El rey Acab reunió a unos 400 profetas y les preguntó:—¿Atacamos Ramot de Galaad o no?Ellos respondieron:—¡Adelante! Dios te dará la victoria.</w:t>
-      </w:r>
-    </w:p>
-    <w:p>
-      <w:pPr/>
-      <w:r>
-        <w:rPr>
-          <w:lang w:val="es_ES" w:bidi="es_ES"/>
-        </w:rPr>
-      </w:r>
-      <w:r>
-        <w:rPr>
-          <w:vertAlign w:val="superscript"/>
-          <w:lang w:val="es_ES" w:bidi="es_ES"/>
-        </w:rPr>
-        <w:t>7</w:t>
-      </w:r>
-      <w:r>
-        <w:rPr>
-          <w:lang w:val="es_ES" w:bidi="es_ES"/>
-        </w:rPr>
-        <w:t xml:space="preserve"> Pero Josafat no estaba satisfecho.—¿No hay por aquí también algún profeta del Señor? —preguntó—. Podemos consultarle a él.—Sí hay uno —dijo Acab—. Pero lo odio porque nunca me anuncia nada bueno, solo cosas malas. Se llama Micaías, hijo de Imlá.—Vamos —respondió Josafat—, no hables así. Veamos qué nos dice.</w:t>
+        <w:t>3-5</w:t>
+      </w:r>
+      <w:r>
+        <w:rPr>
+          <w:lang w:val="es_ES" w:bidi="es_ES"/>
+        </w:rPr>
+        <w:t xml:space="preserve"> —¡Por supuesto! —respondió el rey Josafat—. Cuenta conmigo. Mis soldados y yo iremos contigo a la batalla. Pero primero consultemos al Señor. El rey Acab reunió a unos 400 profetas y les preguntó: —¿Atacamos Ramot de Galaad o no? Ellos respondieron: —¡Adelante! Dios te dará la victoria.</w:t>
+      </w:r>
+    </w:p>
+    <w:p>
+      <w:pPr/>
+      <w:r>
+        <w:rPr>
+          <w:lang w:val="es_ES" w:bidi="es_ES"/>
+        </w:rPr>
+      </w:r>
+      <w:r>
+        <w:rPr>
+          <w:vertAlign w:val="superscript"/>
+          <w:lang w:val="es_ES" w:bidi="es_ES"/>
+        </w:rPr>
+        <w:t>6-7</w:t>
+      </w:r>
+      <w:r>
+        <w:rPr>
+          <w:lang w:val="es_ES" w:bidi="es_ES"/>
+        </w:rPr>
+        <w:t xml:space="preserve"> Pero Josafat no estaba satisfecho. —¿No hay por aquí también algún profeta del Señor? —preguntó—. Podemos consultarle a él. —Sí hay uno —dijo Acab—. Pero lo odio porque nunca me anuncia nada bueno, solo cosas malas. Se llama Micaías, hijo de Imlá. —Vamos —respondió Josafat—, no hables así. Veamos qué nos dice.</w:t>
       </w:r>
     </w:p>
     <w:p>
@@ -7143,7 +7143,7 @@
         <w:rPr>
           <w:lang w:val="es_ES" w:bidi="es_ES"/>
         </w:rPr>
-        <w:t xml:space="preserve"> Entonces el rey Acab llamó a uno de sus oficiales y le ordenó:—Ve a buscar a Micaías, hijo de Imlá. ¡Rápido!</w:t>
+        <w:t xml:space="preserve"> Entonces el rey Acab llamó a uno de sus oficiales y le ordenó: —Ve a buscar a Micaías, hijo de Imlá. ¡Rápido!</w:t>
       </w:r>
     </w:p>
     <w:p>
@@ -7185,7 +7185,7 @@
         <w:rPr>
           <w:lang w:val="es_ES" w:bidi="es_ES"/>
         </w:rPr>
-        <w:t xml:space="preserve"> Uno de ellos, Sedequías, hijo de Quenaná, se hizo unos cuernos de hierro y declaró:—El Señor dice que con estos cuernos atacarás a los arameos hasta destruirlos por completo.</w:t>
+        <w:t xml:space="preserve"> Uno de ellos, Sedequías, hijo de Quenaná, se hizo unos cuernos de hierro y declaró: —El Señor dice que con estos cuernos atacarás a los arameos hasta destruirlos por completo.</w:t>
       </w:r>
     </w:p>
     <w:p>
@@ -7206,7 +7206,7 @@
         <w:rPr>
           <w:lang w:val="es_ES" w:bidi="es_ES"/>
         </w:rPr>
-        <w:t xml:space="preserve"> Los demás profetas estuvieron de acuerdo y dijeron:—Ataquen Ramot de Galaad y tendrán la victoria. El Señor la entregará en manos del rey.</w:t>
+        <w:t xml:space="preserve"> Los demás profetas estuvieron de acuerdo y dijeron: —Ataquen Ramot de Galaad y tendrán la victoria. El Señor la entregará en manos del rey.</w:t>
       </w:r>
     </w:p>
     <w:p>
@@ -7227,7 +7227,7 @@
         <w:rPr>
           <w:lang w:val="es_ES" w:bidi="es_ES"/>
         </w:rPr>
-        <w:t xml:space="preserve"> El mensajero que fue a buscar a Micaías le dijo:—Mira, todos los profetas están anunciando el triunfo del rey. Procura decir lo mismo que ellos.</w:t>
+        <w:t xml:space="preserve"> El mensajero que fue a buscar a Micaías le dijo: —Mira, todos los profetas están anunciando el triunfo del rey. Procura decir lo mismo que ellos.</w:t>
       </w:r>
     </w:p>
     <w:p>
@@ -7248,7 +7248,7 @@
         <w:rPr>
           <w:lang w:val="es_ES" w:bidi="es_ES"/>
         </w:rPr>
-        <w:t xml:space="preserve"> Pero Micaías le respondió:—Tan cierto como que el Señor vive, solo diré lo que el Señor me indique.</w:t>
+        <w:t xml:space="preserve"> Pero Micaías le respondió: —Tan cierto como que el Señor vive, solo diré lo que el Señor me indique.</w:t>
       </w:r>
     </w:p>
     <w:p>
@@ -7269,7 +7269,7 @@
         <w:rPr>
           <w:lang w:val="es_ES" w:bidi="es_ES"/>
         </w:rPr>
-        <w:t xml:space="preserve"> Cuando llegó ante el rey, este le preguntó:—Micaías, ¿atacamos Ramot de Galaad o no?Micaías respondió:—¡Por supuesto! Ataquen y obtendrán la victoria. El Señor la entregará en manos del rey.</w:t>
+        <w:t xml:space="preserve"> Cuando llegó ante el rey, este le preguntó: —Micaías, ¿atacamos Ramot de Galaad o no? Micaías respondió: —¡Por supuesto! Ataquen y obtendrán la victoria. El Señor la entregará en manos del rey.</w:t>
       </w:r>
     </w:p>
     <w:p>
@@ -7311,7 +7311,7 @@
         <w:rPr>
           <w:lang w:val="es_ES" w:bidi="es_ES"/>
         </w:rPr>
-        <w:t xml:space="preserve"> Entonces Micaías le dijo:—Vi a todo Israel disperso por las montañas, como ovejas sin pastor. Y el Señor dijo: "Su rey ha muerto, así que no tienen líder. Díganles que regresen a sus hogares en paz".</w:t>
+        <w:t xml:space="preserve"> Entonces Micaías le dijo: —Vi a todo Israel disperso por las montañas, como ovejas sin pastor. Y el Señor dijo: “Su rey ha muerto, así que no tienen líder. Díganles que regresen a sus hogares en paz”.</w:t>
       </w:r>
     </w:p>
     <w:p>
@@ -7332,7 +7332,7 @@
         <w:rPr>
           <w:lang w:val="es_ES" w:bidi="es_ES"/>
         </w:rPr>
-        <w:t xml:space="preserve"> El rey de Israel se volvió hacia Josafat y exclamó:—¿No te lo advertí? Este hombre nunca me anuncia nada bueno, solo desgracias.</w:t>
+        <w:t xml:space="preserve"> El rey de Israel se volvió hacia Josafat y exclamó: —¿No te lo advertí? Este hombre nunca me anuncia nada bueno, solo desgracias.</w:t>
       </w:r>
     </w:p>
     <w:p>
@@ -7353,28 +7353,28 @@
         <w:rPr>
           <w:lang w:val="es_ES" w:bidi="es_ES"/>
         </w:rPr>
-        <w:t xml:space="preserve"> Micaías respondió:—Escucha lo que el Señor dice. Vi al Señor sentado en su trono, rodeado de todos los ejércitos del cielo.</w:t>
-      </w:r>
-    </w:p>
-    <w:p>
-      <w:pPr/>
-      <w:r>
-        <w:rPr>
-          <w:lang w:val="es_ES" w:bidi="es_ES"/>
-        </w:rPr>
-      </w:r>
-      <w:r>
-        <w:rPr>
-          <w:vertAlign w:val="superscript"/>
-          <w:lang w:val="es_ES" w:bidi="es_ES"/>
-        </w:rPr>
-        <w:t>20</w:t>
-      </w:r>
-      <w:r>
-        <w:rPr>
-          <w:lang w:val="es_ES" w:bidi="es_ES"/>
-        </w:rPr>
-        <w:t xml:space="preserve"> El Señor preguntó: "¿Quién va a convencer a Acab para que ataque Ramot de Galaad y muera allí?". Hubo diferentes propuestas, hasta que un espíritu se adelantó y dijo: "Yo lo engañaré". El Señor le preguntó: "¿De qué manera?".</w:t>
+        <w:t xml:space="preserve"> Micaías respondió: —Escucha lo que el Señor dice. Vi al Señor sentado en su trono, rodeado de todos los ejércitos del cielo.</w:t>
+      </w:r>
+    </w:p>
+    <w:p>
+      <w:pPr/>
+      <w:r>
+        <w:rPr>
+          <w:lang w:val="es_ES" w:bidi="es_ES"/>
+        </w:rPr>
+      </w:r>
+      <w:r>
+        <w:rPr>
+          <w:vertAlign w:val="superscript"/>
+          <w:lang w:val="es_ES" w:bidi="es_ES"/>
+        </w:rPr>
+        <w:t>19-20</w:t>
+      </w:r>
+      <w:r>
+        <w:rPr>
+          <w:lang w:val="es_ES" w:bidi="es_ES"/>
+        </w:rPr>
+        <w:t xml:space="preserve"> El Señor preguntó: "¿Quién va a convencer a Acab para que ataque Ramot de Galaad y muera allí?”. Hubo diferentes propuestas, hasta que un espíritu se adelantó y dijo: “Yo lo engañaré”. El Señor le preguntó: "¿De qué manera?”.</w:t>
       </w:r>
     </w:p>
     <w:p>
@@ -7395,7 +7395,7 @@
         <w:rPr>
           <w:lang w:val="es_ES" w:bidi="es_ES"/>
         </w:rPr>
-        <w:t xml:space="preserve"> El espíritu contestó: "Voy a ser un espíritu mentiroso en la boca de todos sus profetas". Entonces el Señor dijo: "Adelante, lo lograrás. Ve y hazlo".</w:t>
+        <w:t xml:space="preserve"> El espíritu contestó: “Voy a ser un espíritu mentiroso en la boca de todos sus profetas”. Entonces el Señor dijo: “Adelante, lo lograrás. Ve y hazlo”.</w:t>
       </w:r>
     </w:p>
     <w:p>
@@ -7437,7 +7437,7 @@
         <w:rPr>
           <w:lang w:val="es_ES" w:bidi="es_ES"/>
         </w:rPr>
-        <w:t xml:space="preserve"> Entonces Sedequías, hijo de Quenaná, se acercó y golpeó a Micaías en la cara.—¿En qué momento el Espíritu del Señor me dejó a mí para hablarte a ti? —le preguntó.</w:t>
+        <w:t xml:space="preserve"> Entonces Sedequías, hijo de Quenaná, se acercó y golpeó a Micaías en la cara. —¿En qué momento el Espíritu del Señor me dejó a mí para hablarte a ti? —le preguntó.</w:t>
       </w:r>
     </w:p>
     <w:p>
@@ -7479,7 +7479,7 @@
         <w:rPr>
           <w:lang w:val="es_ES" w:bidi="es_ES"/>
         </w:rPr>
-        <w:t xml:space="preserve"> El rey de Israel ordenó:—Arresten a este hombre y llévenlo al gobernador Amón y a mi hijo Joás.</w:t>
+        <w:t xml:space="preserve"> El rey de Israel ordenó: —Arresten a este hombre y llévenlo al gobernador Amón y a mi hijo Joás.</w:t>
       </w:r>
     </w:p>
     <w:p>
@@ -7521,7 +7521,7 @@
         <w:rPr>
           <w:lang w:val="es_ES" w:bidi="es_ES"/>
         </w:rPr>
-        <w:t xml:space="preserve"> Micaías respondió:—Si tú regresas sano y salvo, entonces el Señor no ha hablado por medio de mí.Después Micaías se dirigió a todos los que estaban allí y les dijo:—¡Escuchen bien lo que he dicho!</w:t>
+        <w:t xml:space="preserve"> Micaías respondió: —Si tú regresas sano y salvo, entonces el Señor no ha hablado por medio de mí. Después Micaías se dirigió a todos los que estaban allí y les dijo: —¡Escuchen bien lo que he dicho!</w:t>
       </w:r>
     </w:p>
     <w:p>
@@ -7563,7 +7563,7 @@
         <w:rPr>
           <w:lang w:val="es_ES" w:bidi="es_ES"/>
         </w:rPr>
-        <w:t xml:space="preserve"> El rey de Israel le dijo a Josafat:—Yo me disfrazaré para que nadie me reconozca, pero tú ponte tus vestiduras reales.Y así lo hicieron.</w:t>
+        <w:t xml:space="preserve"> El rey de Israel le dijo a Josafat: —Yo me disfrazaré para que nadie me reconozca, pero tú ponte tus vestiduras reales. Y así lo hicieron.</w:t>
       </w:r>
     </w:p>
     <w:p>
@@ -7584,7 +7584,7 @@
         <w:rPr>
           <w:lang w:val="es_ES" w:bidi="es_ES"/>
         </w:rPr>
-        <w:t xml:space="preserve"> El rey de Aram había ordenado a los comandantes de sus carros de guerra:—No peleen contra nadie más. Concéntrense solamente en capturar al rey de Israel.</w:t>
+        <w:t xml:space="preserve"> El rey de Aram había ordenado a los comandantes de sus carros de guerra: —No peleen contra nadie más. Concéntrense solamente en capturar al rey de Israel.</w:t>
       </w:r>
     </w:p>
     <w:p>
@@ -7647,7 +7647,7 @@
         <w:rPr>
           <w:lang w:val="es_ES" w:bidi="es_ES"/>
         </w:rPr>
-        <w:t xml:space="preserve"> Pero un soldado arameo disparó una flecha sin apuntar a nadie en particular. La flecha golpeó al rey de Israel justo en la unión de las piezas de su armadura. El rey le ordenó al conductor de su carro:—Da la vuelta y sácame del campo de batalla. Estoy herido.</w:t>
+        <w:t xml:space="preserve"> Pero un soldado arameo disparó una flecha sin apuntar a nadie en particular. La flecha golpeó al rey de Israel justo en la unión de las piezas de su armadura. El rey le ordenó al conductor de su carro: —Da la vuelta y sácame del campo de batalla. Estoy herido.</w:t>
       </w:r>
     </w:p>
     <w:p>
@@ -7726,7 +7726,7 @@
         <w:rPr>
           <w:lang w:val="es_ES" w:bidi="es_ES"/>
         </w:rPr>
-        <w:t xml:space="preserve"> El profeta Jehú, hijo de Jananí, salió a su encuentro y le dijo:—¿Por qué te aliaste con los que odian al Señor y ayudaste al malvado? Por lo que hiciste, la ira del Señor está sobre ti.</w:t>
+        <w:t xml:space="preserve"> El profeta Jehú, hijo de Jananí, salió a su encuentro y le dijo: —¿Por qué te aliaste con los que odian al Señor y ayudaste al malvado? Por lo que hiciste, la ira del Señor está sobre ti.</w:t>
       </w:r>
     </w:p>
     <w:p>
@@ -7810,7 +7810,7 @@
         <w:rPr>
           <w:lang w:val="es_ES" w:bidi="es_ES"/>
         </w:rPr>
-        <w:t xml:space="preserve"> y les advirtió:—Tengan cuidado con lo que hacen, porque no juzgan en nombre de los hombres, sino en nombre de Dios. Él está con ustedes cuando dictan sentencia.</w:t>
+        <w:t xml:space="preserve"> y les advirtió: —Tengan cuidado con lo que hacen, porque no juzgan en nombre de los hombres, sino en nombre de Dios. Él está con ustedes cuando dictan sentencia.</w:t>
       </w:r>
     </w:p>
     <w:p>
@@ -7873,7 +7873,7 @@
         <w:rPr>
           <w:lang w:val="es_ES" w:bidi="es_ES"/>
         </w:rPr>
-        <w:t xml:space="preserve"> Luego les dio estas instrucciones:—Actúen siempre con temor del Señor, con fidelidad y con un corazón íntegro.</w:t>
+        <w:t xml:space="preserve"> Luego les dio estas instrucciones: —Actúen siempre con temor del Señor, con fidelidad y con un corazón íntegro.</w:t>
       </w:r>
     </w:p>
     <w:p>
@@ -8057,7 +8057,7 @@
         <w:rPr>
           <w:lang w:val="es_ES" w:bidi="es_ES"/>
         </w:rPr>
-        <w:t xml:space="preserve"> Oró:—Señor, Dios de nuestros padres, solo tú eres Dios en los cielos. Tú gobiernas todos los reinos de las naciones. Tú tienes poder y fuerza. Nadie puede resistir ante ti.</w:t>
+        <w:t xml:space="preserve"> Oró: —Señor, Dios de nuestros padres, solo tú eres Dios en los cielos. Tú gobiernas todos los reinos de las naciones. Tú tienes poder y fuerza. Nadie puede resistir ante ti.</w:t>
       </w:r>
     </w:p>
     <w:p>
@@ -8246,7 +8246,7 @@
         <w:rPr>
           <w:lang w:val="es_ES" w:bidi="es_ES"/>
         </w:rPr>
-        <w:t xml:space="preserve"> Entonces Jahaziel dijo:—Escuchen bien, pueblo de Judá y de Jerusalén, y tú, rey Josafat. El Señor dice: "No teman. No se paralicen de miedo ante este enorme ejército. La batalla no es de ustedes, sino de Dios.</w:t>
+        <w:t xml:space="preserve"> Entonces Jahaziel dijo: —Escuchen bien, pueblo de Judá y de Jerusalén, y tú, rey Josafat. El Señor dice: “No teman. No se paralicen de miedo ante este enorme ejército. La batalla no es de ustedes, sino de Dios.</w:t>
       </w:r>
     </w:p>
     <w:p>
@@ -8288,7 +8288,7 @@
         <w:rPr>
           <w:lang w:val="es_ES" w:bidi="es_ES"/>
         </w:rPr>
-        <w:t xml:space="preserve"> Pero ustedes no tendrán que pelear. Tomen posiciones, quédense quietos y contemplen la increíble salvación que el Señor realizará en favor de ustedes, pueblo de Judá y de Jerusalén. No tengan miedo ni se desalienten. Mañana salgan al encuentro del enemigo, porque el Señor estará con ustedes".</w:t>
+        <w:t xml:space="preserve"> Pero ustedes no tendrán que pelear. Tomen posiciones, quédense quietos y contemplen la increíble salvación que el Señor realizará en favor de ustedes, pueblo de Judá y de Jerusalén. No tengan miedo ni se desalienten. Mañana salgan al encuentro del enemigo, porque el Señor estará con ustedes”.</w:t>
       </w:r>
     </w:p>
     <w:p>
@@ -8351,7 +8351,7 @@
         <w:rPr>
           <w:lang w:val="es_ES" w:bidi="es_ES"/>
         </w:rPr>
-        <w:t xml:space="preserve"> Al día siguiente muy temprano, salieron hacia el desierto de Tecoa. Mientras avanzaban, Josafat se detuvo y dijo:—Pueblo de Judá y de Jerusalén, escúchenme. ¡Confíen en el Señor su Dios, y estarán seguros! ¡Confíen en sus profetas, y tendrán éxito!</w:t>
+        <w:t xml:space="preserve"> Al día siguiente muy temprano, salieron hacia el desierto de Tecoa. Mientras avanzaban, Josafat se detuvo y dijo: —Pueblo de Judá y de Jerusalén, escúchenme. ¡Confíen en el Señor su Dios, y estarán seguros! ¡Confíen en sus profetas, y tendrán éxito!</w:t>
       </w:r>
     </w:p>
     <w:p>
@@ -8372,7 +8372,7 @@
         <w:rPr>
           <w:lang w:val="es_ES" w:bidi="es_ES"/>
         </w:rPr>
-        <w:t xml:space="preserve"> Después de consultar con los jefes del pueblo, Josafat organizó un coro para que marchara al frente del ejército. Iban vestidos con ropas sagradas, alabando al Señor y cantando: «Den gracias al Señor, porque su amor es eterno».</w:t>
+        <w:t xml:space="preserve"> Después de consultar con los jefes del pueblo, Josafat organizó un coro para que marchara al frente del ejército. Iban vestidos con ropas sagradas, alabando al Señor y cantando: —Den gracias al Señor, porque su amor es eterno.</w:t>
       </w:r>
     </w:p>
     <w:p>
@@ -8456,7 +8456,7 @@
         <w:rPr>
           <w:lang w:val="es_ES" w:bidi="es_ES"/>
         </w:rPr>
-        <w:t xml:space="preserve"> El rey Josafat y su ejército fueron a recoger el botín. Encontraron una gran cantidad de objetos de valor, ropa y joyas entre los cadáveres. Había tanto que tardaron tres días en recogerlo todo.</w:t>
+        <w:t xml:space="preserve"> El rey Josafat y su ejército fueron a recoger el botín. Encontraron una gran cantidad de objetos de valor, ropa y joyas entre los cadáveres. Había tanto que tardaron 3 días en recogerlo todo.</w:t>
       </w:r>
     </w:p>
     <w:p>
@@ -8477,7 +8477,7 @@
         <w:rPr>
           <w:lang w:val="es_ES" w:bidi="es_ES"/>
         </w:rPr>
-        <w:t xml:space="preserve"> El cuarto día se reunieron en el valle de Beracá. Allí alabaron al Señor. Por eso ese lugar se llama valle de Beracá1 hasta hoy.</w:t>
+        <w:t xml:space="preserve"> El cuarto día se reunieron en el valle de Beracá. Allí alabaron al Señor. Por eso ese lugar se llama valle de Beracá hasta hoy.</w:t>
       </w:r>
     </w:p>
     <w:p>
@@ -8708,7 +8708,7 @@
         <w:rPr>
           <w:lang w:val="es_ES" w:bidi="es_ES"/>
         </w:rPr>
-        <w:t xml:space="preserve"> Entonces Eliezer, hijo de Dodavá, de Maresá, profetizó contra Josafat:—Te aliaste con Ocozías. Por eso el Señor destruirá lo que has construido.Así fue. Los barcos naufragaron y nunca llegaron a Tarsis.</w:t>
+        <w:t xml:space="preserve"> Entonces Eliezer, hijo de Dodavá, de Maresá, profetizó contra Josafat: —Te aliaste con Ocozías. Por eso el Señor destruirá lo que has construido. Así fue. Los barcos naufragaron y nunca llegaron a Tarsis.</w:t>
       </w:r>
     </w:p>
     <w:p>
@@ -8781,7 +8781,7 @@
           <w:vertAlign w:val="superscript"/>
           <w:lang w:val="es_ES" w:bidi="es_ES"/>
         </w:rPr>
-        <w:t>4</w:t>
+        <w:t>3-4</w:t>
       </w:r>
       <w:r>
         <w:rPr>
@@ -8955,7 +8955,7 @@
         <w:rPr>
           <w:lang w:val="es_ES" w:bidi="es_ES"/>
         </w:rPr>
-        <w:t xml:space="preserve"> Entonces el profeta Elías le escribió esta carta: «El Señor, Dios de tu antepasado David, dice que no has seguido el ejemplo de tu padre Josafat ni el del rey Asá.</w:t>
+        <w:t xml:space="preserve"> Entonces el profeta Elías le escribió esta carta: “El Señor, Dios de tu antepasado David, dice que no has seguido el ejemplo de tu padre Josafat ni el del rey Asá.</w:t>
       </w:r>
     </w:p>
     <w:p>
@@ -9018,7 +9018,7 @@
         <w:rPr>
           <w:lang w:val="es_ES" w:bidi="es_ES"/>
         </w:rPr>
-        <w:t xml:space="preserve"> Tú mismo sufrirás una terrible enfermedad intestinal. Cada día te sentirás peor, hasta que tus intestinos se salgan de tu cuerpo».</w:t>
+        <w:t xml:space="preserve"> Tú mismo sufrirás una terrible enfermedad intestinal. Cada día te sentirás peor, hasta que tus intestinos se salgan de tu cuerpo”.</w:t>
       </w:r>
     </w:p>
     <w:p>
@@ -9328,7 +9328,7 @@
         <w:rPr>
           <w:lang w:val="es_ES" w:bidi="es_ES"/>
         </w:rPr>
-        <w:t xml:space="preserve"> Luego los hombres de Jehú buscaron a Ocozías. Lo encontraron escondido en Samaria y lo llevaron ante Jehú, quien ordenó matarlo. Sin embargo, lo sepultaron porque dijeron:—Es nieto de Josafat, quien sirvió al Señor con todo su corazón.Después de su muerte, no quedó nadie en la familia de Ocozías capaz de gobernar Judá.</w:t>
+        <w:t xml:space="preserve"> Luego los hombres de Jehú buscaron a Ocozías. Lo encontraron escondido en Samaria y lo llevaron ante Jehú, quien ordenó matarlo. Sin embargo, lo sepultaron porque dijeron: —Es nieto de Josafat, quien sirvió al Señor con todo su corazón. Después de su muerte, no quedó nadie en la familia de Ocozías capaz de gobernar Judá.</w:t>
       </w:r>
     </w:p>
     <w:p>
@@ -9443,13 +9443,13 @@
           <w:vertAlign w:val="superscript"/>
           <w:lang w:val="es_ES" w:bidi="es_ES"/>
         </w:rPr>
-        <w:t>3</w:t>
-      </w:r>
-      <w:r>
-        <w:rPr>
-          <w:lang w:val="es_ES" w:bidi="es_ES"/>
-        </w:rPr>
-        <w:t xml:space="preserve"> Estos recorrieron todo Judá y reunieron a los levitas de todas las ciudades y a los jefes de las familias de Israel. Todos vinieron a Jerusalén. Allí, toda la asamblea hizo un pacto con el rey en el templo de Dios. Joyadá les dijo:—Miren, aquí está el hijo del rey. Él debe reinar, tal como el Señor prometió acerca de los descendientes de David.</w:t>
+        <w:t>2-3</w:t>
+      </w:r>
+      <w:r>
+        <w:rPr>
+          <w:lang w:val="es_ES" w:bidi="es_ES"/>
+        </w:rPr>
+        <w:t xml:space="preserve"> Estos recorrieron todo Judá y reunieron a los levitas de todas las ciudades y a los jefes de las familias de Israel. Todos vinieron a Jerusalén. Allí, toda la asamblea hizo un pacto con el rey en el templo de Dios. Joyadá les dijo: —Miren, aquí está el hijo del rey. Él debe reinar, tal como el Señor prometió acerca de los descendientes de David.</w:t>
       </w:r>
     </w:p>
     <w:p>
@@ -9470,22 +9470,22 @@
         <w:rPr>
           <w:lang w:val="es_ES" w:bidi="es_ES"/>
         </w:rPr>
-        <w:t xml:space="preserve"> Esto es lo que harán: un tercio de los sacerdotes y levitas que entren de servicio el sábado vigilarán las puertas.</w:t>
-      </w:r>
-    </w:p>
-    <w:p>
-      <w:pPr/>
-      <w:r>
-        <w:rPr>
-          <w:lang w:val="es_ES" w:bidi="es_ES"/>
-        </w:rPr>
-      </w:r>
-      <w:r>
-        <w:rPr>
-          <w:vertAlign w:val="superscript"/>
-          <w:lang w:val="es_ES" w:bidi="es_ES"/>
-        </w:rPr>
-        <w:t>6</w:t>
+        <w:t xml:space="preserve"> Esto es lo que harán: un tercio de los sacerdotes y levitas que entren de servicio el día de reposo vigilarán las puertas.</w:t>
+      </w:r>
+    </w:p>
+    <w:p>
+      <w:pPr/>
+      <w:r>
+        <w:rPr>
+          <w:lang w:val="es_ES" w:bidi="es_ES"/>
+        </w:rPr>
+      </w:r>
+      <w:r>
+        <w:rPr>
+          <w:vertAlign w:val="superscript"/>
+          <w:lang w:val="es_ES" w:bidi="es_ES"/>
+        </w:rPr>
+        <w:t>5-6</w:t>
       </w:r>
       <w:r>
         <w:rPr>
@@ -9533,7 +9533,7 @@
         <w:rPr>
           <w:lang w:val="es_ES" w:bidi="es_ES"/>
         </w:rPr>
-        <w:t xml:space="preserve"> Así se hizo. Cada comandante tomó a sus hombres, tanto los que entraban de servicio el sábado como los que salían de servicio. El sacerdote Joyadá no dejó ir a ninguno de los grupos.</w:t>
+        <w:t xml:space="preserve"> Así se hizo. Cada comandante tomó a sus hombres, tanto los que entraban de servicio el día de reposo como los que salían de servicio. El sacerdote Joyadá no dejó ir a ninguno de los grupos.</w:t>
       </w:r>
     </w:p>
     <w:p>
@@ -9596,7 +9596,7 @@
         <w:rPr>
           <w:lang w:val="es_ES" w:bidi="es_ES"/>
         </w:rPr>
-        <w:t xml:space="preserve"> Entonces sacaron al príncipe. Le pusieron la corona y le entregaron una copia del pacto. Joyadá y sus hijos lo ungieron y lo proclamaron rey. Todos gritaron:—¡Viva el rey!</w:t>
+        <w:t xml:space="preserve"> Entonces sacaron al príncipe. Le pusieron la corona y le entregaron una copia del pacto. Joyadá y sus hijos lo ungieron y lo proclamaron rey. Todos gritaron: —¡Viva el rey!</w:t>
       </w:r>
     </w:p>
     <w:p>
@@ -9638,7 +9638,7 @@
         <w:rPr>
           <w:lang w:val="es_ES" w:bidi="es_ES"/>
         </w:rPr>
-        <w:t xml:space="preserve"> Vio al rey de pie junto a la columna de la entrada. Los comandantes y los trompetistas estaban junto al rey. Toda la gente se alegraba y tocaba las trompetas. Los cantores, con sus instrumentos musicales, dirigían los cantos de alabanza. Entonces Atalía rasgó sus vestidos y gritó:—¡Traición! ¡Traición!</w:t>
+        <w:t xml:space="preserve"> Vio al rey de pie junto a la columna de la entrada. Los comandantes y los trompetistas estaban junto al rey. Toda la gente se alegraba y tocaba las trompetas. Los cantores, con sus instrumentos musicales, dirigían los cantos de alabanza. Entonces Atalía rasgó sus vestidos y gritó: —¡Traición! ¡Traición!</w:t>
       </w:r>
     </w:p>
     <w:p>
@@ -9659,7 +9659,7 @@
         <w:rPr>
           <w:lang w:val="es_ES" w:bidi="es_ES"/>
         </w:rPr>
-        <w:t xml:space="preserve"> El sacerdote Joyadá ordenó a los comandantes de las unidades de 100 soldados:—Sáquenla de entre las filas y maten a espada a cualquiera que la siga.Es que el sacerdote había dicho:—No la maten en el templo del Señor.</w:t>
+        <w:t xml:space="preserve"> El sacerdote Joyadá ordenó a los comandantes de las unidades de 100 soldados: —Sáquenla de entre las filas y maten a espada a cualquiera que la siga. Es que el sacerdote había dicho: —No la maten en el templo del Señor.</w:t>
       </w:r>
     </w:p>
     <w:p>
@@ -9927,7 +9927,7 @@
         <w:rPr>
           <w:lang w:val="es_ES" w:bidi="es_ES"/>
         </w:rPr>
-        <w:t xml:space="preserve"> Reunió a los sacerdotes y a los levitas, y les dijo:—Vayan por todas las ciudades de Judá y recojan dinero para reparar el templo de nuestro Dios. Háganlo de inmediato.Pero los levitas no lo hicieron enseguida.</w:t>
+        <w:t xml:space="preserve"> Reunió a los sacerdotes y a los levitas, y les dijo: —Vayan por todas las ciudades de Judá y recojan dinero para reparar el templo de nuestro Dios. Háganlo de inmediato. Pero los levitas no lo hicieron enseguida.</w:t>
       </w:r>
     </w:p>
     <w:p>
@@ -9948,28 +9948,28 @@
         <w:rPr>
           <w:lang w:val="es_ES" w:bidi="es_ES"/>
         </w:rPr>
-        <w:t xml:space="preserve"> Entonces el rey llamó al sumo sacerdote Joyadá y le preguntó:—¿Por qué no has exigido a los levitas que cobren en Judá y Jerusalén el impuesto que Moisés, siervo del Señor, estableció? Era de la congregación de Israel para mantener la tienda donde se guardan las tablas del pacto.</w:t>
-      </w:r>
-    </w:p>
-    <w:p>
-      <w:pPr/>
-      <w:r>
-        <w:rPr>
-          <w:lang w:val="es_ES" w:bidi="es_ES"/>
-        </w:rPr>
-      </w:r>
-      <w:r>
-        <w:rPr>
-          <w:vertAlign w:val="superscript"/>
-          <w:lang w:val="es_ES" w:bidi="es_ES"/>
-        </w:rPr>
-        <w:t>8</w:t>
-      </w:r>
-      <w:r>
-        <w:rPr>
-          <w:lang w:val="es_ES" w:bidi="es_ES"/>
-        </w:rPr>
-        <w:t xml:space="preserve"> Los seguidores de la malvada Atalía habían saqueado el templo de Dios. Habían usado todos los objetos sagrados del templo del Señor para adorar a los baales.El rey ordenó hacer un cofre. Lo colocaron afuera, junto a la puerta del templo del Señor.</w:t>
+        <w:t xml:space="preserve"> Entonces el rey llamó al sumo sacerdote Joyadá y le preguntó: —¿Por qué no has exigido a los levitas que cobren en Judá y Jerusalén el impuesto que Moisés, siervo del Señor, estableció? Era de la congregación de Israel para mantener la tienda donde se guardan las tablas del pacto.</w:t>
+      </w:r>
+    </w:p>
+    <w:p>
+      <w:pPr/>
+      <w:r>
+        <w:rPr>
+          <w:lang w:val="es_ES" w:bidi="es_ES"/>
+        </w:rPr>
+      </w:r>
+      <w:r>
+        <w:rPr>
+          <w:vertAlign w:val="superscript"/>
+          <w:lang w:val="es_ES" w:bidi="es_ES"/>
+        </w:rPr>
+        <w:t>7-8</w:t>
+      </w:r>
+      <w:r>
+        <w:rPr>
+          <w:lang w:val="es_ES" w:bidi="es_ES"/>
+        </w:rPr>
+        <w:t xml:space="preserve"> Los seguidores de la malvada Atalía habían saqueado el templo de Dios. Habían usado todos los objetos sagrados del templo del Señor para adorar a los baales. El rey ordenó hacer un cofre. Lo colocaron afuera, junto a la puerta del templo del Señor.</w:t>
       </w:r>
     </w:p>
     <w:p>
@@ -10152,7 +10152,7 @@
           <w:vertAlign w:val="superscript"/>
           <w:lang w:val="es_ES" w:bidi="es_ES"/>
         </w:rPr>
-        <w:t>18</w:t>
+        <w:t>17-18</w:t>
       </w:r>
       <w:r>
         <w:rPr>
@@ -10200,7 +10200,7 @@
         <w:rPr>
           <w:lang w:val="es_ES" w:bidi="es_ES"/>
         </w:rPr>
-        <w:t xml:space="preserve"> Entonces el Espíritu de Dios vino sobre Zacarías, hijo del sacerdote Joyadá. Se puso de pie delante del pueblo y les dijo:—Esto es lo que dice Dios: "¿Por qué desobedecen mis mandamientos? No prosperarán. Puesto que han abandonado al Señor, él también los ha abandonado a ustedes".</w:t>
+        <w:t xml:space="preserve"> Entonces el Espíritu de Dios vino sobre Zacarías, hijo del sacerdote Joyadá. Se puso de pie delante del pueblo y les dijo: —Esto es lo que dice Dios: "¿Por qué desobedecen mis mandamientos? No prosperarán. Puesto que han abandonado al Señor, él también los ha abandonado a ustedes”.</w:t>
       </w:r>
     </w:p>
     <w:p>
@@ -10242,7 +10242,7 @@
         <w:rPr>
           <w:lang w:val="es_ES" w:bidi="es_ES"/>
         </w:rPr>
-        <w:t xml:space="preserve"> Así fue como el rey Joás pagó el amor y la lealtad de Joyadá: asesinando a su hijo. Las últimas palabras de Zacarías antes de morir fueron: «Que el Señor vea esto y les pida cuentas».</w:t>
+        <w:t xml:space="preserve"> Así fue como el rey Joás pagó el amor y la lealtad de Joyadá: asesinando a su hijo. Las últimas palabras de Zacarías antes de morir fueron: “Que el Señor vea esto y les pida cuentas”.</w:t>
       </w:r>
     </w:p>
     <w:p>
@@ -10447,22 +10447,22 @@
         <w:rPr>
           <w:lang w:val="es_ES" w:bidi="es_ES"/>
         </w:rPr>
-        <w:t xml:space="preserve"> Pero no mató a los hijos de ellos. Obedeció lo que el Señor había ordenado en la ley de Moisés:—No morirán los padres por los pecados de los hijos, ni los hijos morirán por los pecados de los padres. Cada uno morirá por su propio pecado.</w:t>
-      </w:r>
-    </w:p>
-    <w:p>
-      <w:pPr/>
-      <w:r>
-        <w:rPr>
-          <w:lang w:val="es_ES" w:bidi="es_ES"/>
-        </w:rPr>
-      </w:r>
-      <w:r>
-        <w:rPr>
-          <w:vertAlign w:val="superscript"/>
-          <w:lang w:val="es_ES" w:bidi="es_ES"/>
-        </w:rPr>
-        <w:t>6</w:t>
+        <w:t xml:space="preserve"> Pero no mató a los hijos de ellos. Obedeció lo que el Señor había ordenado en la ley de Moisés: —No morirán los padres por los pecados de los hijos, ni los hijos morirán por los pecados de los padres. Cada uno morirá por su propio pecado.</w:t>
+      </w:r>
+    </w:p>
+    <w:p>
+      <w:pPr/>
+      <w:r>
+        <w:rPr>
+          <w:lang w:val="es_ES" w:bidi="es_ES"/>
+        </w:rPr>
+      </w:r>
+      <w:r>
+        <w:rPr>
+          <w:vertAlign w:val="superscript"/>
+          <w:lang w:val="es_ES" w:bidi="es_ES"/>
+        </w:rPr>
+        <w:t>5-6</w:t>
       </w:r>
       <w:r>
         <w:rPr>
@@ -10489,7 +10489,7 @@
         <w:rPr>
           <w:lang w:val="es_ES" w:bidi="es_ES"/>
         </w:rPr>
-        <w:t xml:space="preserve"> Pero un profeta se acercó a él y le dijo:—No lleves contigo a las tropas de Israel, porque el Señor no está con ellos.</w:t>
+        <w:t xml:space="preserve"> Pero un profeta se acercó a él y le dijo: —No lleves contigo a las tropas de Israel, porque el Señor no está con ellos.</w:t>
       </w:r>
     </w:p>
     <w:p>
@@ -10531,7 +10531,7 @@
         <w:rPr>
           <w:lang w:val="es_ES" w:bidi="es_ES"/>
         </w:rPr>
-        <w:t xml:space="preserve"> Amasías preguntó:—¿Y qué hago con el dinero que ya les pagué?El profeta le respondió:—El Señor puede darte mucho más que eso.</w:t>
+        <w:t xml:space="preserve"> Amasías preguntó: —¿Y qué hago con el dinero que ya les pagué? El profeta le respondió: —El Señor puede darte mucho más que eso.</w:t>
       </w:r>
     </w:p>
     <w:p>
@@ -10657,7 +10657,7 @@
         <w:rPr>
           <w:lang w:val="es_ES" w:bidi="es_ES"/>
         </w:rPr>
-        <w:t xml:space="preserve"> El Señor se enojó mucho con Amasías y le envió un profeta con este mensaje:—¿Por qué adoras a dioses que ni siquiera pudieron salvar a su propio pueblo de tus manos?</w:t>
+        <w:t xml:space="preserve"> El Señor se enojó mucho con Amasías y le envió un profeta con este mensaje: —¿Por qué adoras a dioses que ni siquiera pudieron salvar a su propio pueblo de tus manos?</w:t>
       </w:r>
     </w:p>
     <w:p>
@@ -10678,7 +10678,7 @@
         <w:rPr>
           <w:lang w:val="es_ES" w:bidi="es_ES"/>
         </w:rPr>
-        <w:t xml:space="preserve"> —¿Desde cuándo te pedí tu opinión? —lo interrumpió el rey—. ¡Cállate, o te mandaré matar!El profeta se fue, pero antes le dijo:—Sé que Dios ha decidido destruirte, porque adoraste a esos ídolos y no escuchaste mi consejo.</w:t>
+        <w:t xml:space="preserve"> —¿Desde cuándo te pedí tu opinión? —lo interrumpió el rey—. ¡Cállate, o te mandaré matar! El profeta se fue, pero antes le dijo: —Sé que Dios ha decidido destruirte, porque adoraste a esos ídolos y no escuchaste mi consejo.</w:t>
       </w:r>
     </w:p>
     <w:p>
@@ -10720,7 +10720,7 @@
         <w:rPr>
           <w:lang w:val="es_ES" w:bidi="es_ES"/>
         </w:rPr>
-        <w:t xml:space="preserve"> El rey Joás le respondió con esta parábola:—En las montañas del Líbano, un cardo le dijo a un cedro: "Dame a tu hija para que se case con mi hijo". Entonces pasó un animal salvaje, pisó el cardo y lo aplastó.</w:t>
+        <w:t xml:space="preserve"> El rey Joás le respondió con esta parábola: —En las montañas del Líbano, un cardo le dijo a un cedro: “Dame a tu hija para que se case con mi hijo”. Entonces pasó un animal salvaje, pisó el cardo y lo aplastó.</w:t>
       </w:r>
     </w:p>
     <w:p>
@@ -11297,13 +11297,13 @@
           <w:vertAlign w:val="superscript"/>
           <w:lang w:val="es_ES" w:bidi="es_ES"/>
         </w:rPr>
-        <w:t>18</w:t>
-      </w:r>
-      <w:r>
-        <w:rPr>
-          <w:lang w:val="es_ES" w:bidi="es_ES"/>
-        </w:rPr>
-        <w:t xml:space="preserve"> El sumo sacerdote Azarías entró detrás de él con otros 80 sacerdotes valientes del Señor. Se enfrentaron al rey Uzías y le dijeron:—No te corresponde a ti, Uzías, quemar incienso al Señor. Esa tarea es exclusiva de los sacerdotes, los descendientes de Aarón, que han sido consagrados para quemar incienso. Sal del santuario, porque has cometido una falta. El Señor Dios no te honrará por esto.</w:t>
+        <w:t>17-18</w:t>
+      </w:r>
+      <w:r>
+        <w:rPr>
+          <w:lang w:val="es_ES" w:bidi="es_ES"/>
+        </w:rPr>
+        <w:t xml:space="preserve"> El sumo sacerdote Azarías entró detrás de él con otros 80 sacerdotes valientes del Señor. Se enfrentaron al rey Uzías y le dijeron: —No te corresponde a ti, Uzías, quemar incienso al Señor. Esa tarea es exclusiva de los sacerdotes, los descendientes de Aarón, que han sido consagrados para quemar incienso. Sal del santuario, porque has cometido una falta. El Señor Dios no te honrará por esto.</w:t>
       </w:r>
     </w:p>
     <w:p>
@@ -11755,7 +11755,7 @@
         <w:rPr>
           <w:lang w:val="es_ES" w:bidi="es_ES"/>
         </w:rPr>
-        <w:t xml:space="preserve"> En un solo día, Pecaj, hijo de Remalías, mató a 120.000 guerreros de Judá, porque se habían apartado del Señor, Dios de sus antepasados.</w:t>
+        <w:t xml:space="preserve"> En un solo día, Pécaj, hijo de Remalías, mató a 120.000 guerreros de Judá, porque se habían apartado del Señor, Dios de sus antepasados.</w:t>
       </w:r>
     </w:p>
     <w:p>
@@ -11818,7 +11818,7 @@
         <w:rPr>
           <w:lang w:val="es_ES" w:bidi="es_ES"/>
         </w:rPr>
-        <w:t xml:space="preserve"> Pero un profeta del Señor llamado Obed salió al encuentro del ejército que regresaba a Samaria. Les dijo:—Miren, el Señor, Dios de sus antepasados, estaba enojado con Judá y por eso los entregó en sus manos. Pero ustedes los masacraron con tal furia que el cielo lo ha visto.</w:t>
+        <w:t xml:space="preserve"> Pero un profeta del Señor llamado Obed salió al encuentro del ejército que regresaba a Samaria. Les dijo: —Miren, el Señor, Dios de sus antepasados, estaba enojado con Judá y por eso los entregó en sus manos. Pero ustedes los masacraron con tal furia que el cielo lo ha visto.</w:t>
       </w:r>
     </w:p>
     <w:p>
@@ -12112,7 +12112,7 @@
         <w:rPr>
           <w:lang w:val="es_ES" w:bidi="es_ES"/>
         </w:rPr>
-        <w:t xml:space="preserve"> Ofreció sacrificios a los dioses de Damasco, que lo habían derrotado. Pensó: «Ya que los dioses de los reyes de Aram les ayudan, yo les ofreceré sacrificios para que me ayuden a mí». Pero estos dioses fueron su ruina y la de todo Israel.</w:t>
+        <w:t xml:space="preserve"> Ofreció sacrificios a los dioses de Damasco, que lo habían derrotado. Pensó: “Ya que los dioses de los reyes de Aram les ayudan, yo les ofreceré sacrificios para que me ayuden a mí”. Pero estos dioses fueron su ruina y la de todo Israel.</w:t>
       </w:r>
     </w:p>
     <w:p>
@@ -12290,13 +12290,13 @@
           <w:vertAlign w:val="superscript"/>
           <w:lang w:val="es_ES" w:bidi="es_ES"/>
         </w:rPr>
-        <w:t>5</w:t>
-      </w:r>
-      <w:r>
-        <w:rPr>
-          <w:lang w:val="es_ES" w:bidi="es_ES"/>
-        </w:rPr>
-        <w:t xml:space="preserve"> Mandó llamar a los sacerdotes y a los levitas. Se reunió con ellos en la plaza del lado este y les dijo:—Escúchenme, levitas. Conságrense ahora y consagren el templo del Señor, el Dios de sus antepasados. Saquen del lugar sagrado todo lo que sea impuro.</w:t>
+        <w:t>4-5</w:t>
+      </w:r>
+      <w:r>
+        <w:rPr>
+          <w:lang w:val="es_ES" w:bidi="es_ES"/>
+        </w:rPr>
+        <w:t xml:space="preserve"> Mandó llamar a los sacerdotes y a los levitas. Se reunió con ellos en la plaza del lado este y les dijo: —Escúchenme, levitas. Conságrense ahora y consagren el templo del Señor, el Dios de sus antepasados. Saquen del santuario todo lo que sea impuro.</w:t>
       </w:r>
     </w:p>
     <w:p>
@@ -12338,7 +12338,7 @@
         <w:rPr>
           <w:lang w:val="es_ES" w:bidi="es_ES"/>
         </w:rPr>
-        <w:t xml:space="preserve"> Cerraron las puertas del atrio y apagaron las lámparas. Dejaron de quemar incienso y de presentar ofrendas quemadas en el lugar sagrado.</w:t>
+        <w:t xml:space="preserve"> Cerraron las puertas del atrio y apagaron las lámparas. Dejaron de quemar incienso y de presentar ofrendas quemadas en el santuario.</w:t>
       </w:r>
     </w:p>
     <w:p>
@@ -12437,7 +12437,7 @@
           <w:vertAlign w:val="superscript"/>
           <w:lang w:val="es_ES" w:bidi="es_ES"/>
         </w:rPr>
-        <w:t>14</w:t>
+        <w:t>12-14</w:t>
       </w:r>
       <w:r>
         <w:rPr>
@@ -12527,7 +12527,7 @@
         <w:rPr>
           <w:lang w:val="es_ES" w:bidi="es_ES"/>
         </w:rPr>
-        <w:t xml:space="preserve"> Al cabo de esos días, fueron al palacio y le informaron al rey Ezequías:—Hemos terminado de purificar todo el templo del Señor, el altar de las ofrendas quemadas con todos sus utensilios, y la mesa del pan consagrado con todos sus utensilios.</w:t>
+        <w:t xml:space="preserve"> Al cabo de esos días, fueron al palacio y le informaron al rey Ezequías: —Hemos terminado de purificar todo el templo del Señor, el altar de las ofrendas quemadas con todos sus utensilios, y la mesa del pan consagrado con todos sus utensilios.</w:t>
       </w:r>
     </w:p>
     <w:p>
@@ -12668,7 +12668,7 @@
           <w:vertAlign w:val="superscript"/>
           <w:lang w:val="es_ES" w:bidi="es_ES"/>
         </w:rPr>
-        <w:t>26</w:t>
+        <w:t>25-26</w:t>
       </w:r>
       <w:r>
         <w:rPr>
@@ -12779,22 +12779,22 @@
         <w:rPr>
           <w:lang w:val="es_ES" w:bidi="es_ES"/>
         </w:rPr>
-        <w:t xml:space="preserve"> El rey Ezequías dijo:—Ahora que se han consagrado al Señor, acérquense y traigan sacrificios y ofrendas de gratitud al templo del Señor.Entonces la asamblea trajo sacrificios y ofrendas de gratitud. Todos los que tenían un corazón dispuesto trajeron también ofrendas quemadas.</w:t>
-      </w:r>
-    </w:p>
-    <w:p>
-      <w:pPr/>
-      <w:r>
-        <w:rPr>
-          <w:lang w:val="es_ES" w:bidi="es_ES"/>
-        </w:rPr>
-      </w:r>
-      <w:r>
-        <w:rPr>
-          <w:vertAlign w:val="superscript"/>
-          <w:lang w:val="es_ES" w:bidi="es_ES"/>
-        </w:rPr>
-        <w:t>33</w:t>
+        <w:t xml:space="preserve"> El rey Ezequías dijo: —Ahora que se han consagrado al Señor, acérquense y traigan sacrificios y ofrendas de gratitud al templo del Señor. Entonces la asamblea trajo sacrificios y ofrendas de gratitud. Todos los que tenían un corazón dispuesto trajeron también ofrendas quemadas.</w:t>
+      </w:r>
+    </w:p>
+    <w:p>
+      <w:pPr/>
+      <w:r>
+        <w:rPr>
+          <w:lang w:val="es_ES" w:bidi="es_ES"/>
+        </w:rPr>
+      </w:r>
+      <w:r>
+        <w:rPr>
+          <w:vertAlign w:val="superscript"/>
+          <w:lang w:val="es_ES" w:bidi="es_ES"/>
+        </w:rPr>
+        <w:t>32-33</w:t>
       </w:r>
       <w:r>
         <w:rPr>
@@ -12915,7 +12915,7 @@
           <w:vertAlign w:val="superscript"/>
           <w:lang w:val="es_ES" w:bidi="es_ES"/>
         </w:rPr>
-        <w:t>3</w:t>
+        <w:t>2-3</w:t>
       </w:r>
       <w:r>
         <w:rPr>
@@ -12984,7 +12984,7 @@
         <w:rPr>
           <w:lang w:val="es_ES" w:bidi="es_ES"/>
         </w:rPr>
-        <w:t xml:space="preserve"> Así que los mensajeros recorrieron todo Israel y Judá con las cartas del rey y de sus consejeros. El mensaje decía: «Israelitas, vuélvanse al Señor, Dios de Abraham, Isaac e Israel, para que él se vuelva al pequeño grupo que ha escapado del poder de los reyes de Asiria.</w:t>
+        <w:t xml:space="preserve"> Así que los mensajeros recorrieron todo Israel y Judá con las cartas del rey y de sus consejeros. El mensaje decía: “Israelitas, vuélvanse al Señor, el Dios de Abraham, de Isaac y de Israel. Así él se volverá al pequeño grupo que ha escapado del poder de los reyes de Asiria.</w:t>
       </w:r>
     </w:p>
     <w:p>
@@ -13047,7 +13047,7 @@
         <w:rPr>
           <w:lang w:val="es_ES" w:bidi="es_ES"/>
         </w:rPr>
-        <w:t xml:space="preserve"> Si se vuelven al Señor, sus hermanos y sus hijos recibirán compasión de quienes los tienen cautivos, y podrán regresar a esta tierra. El Señor su Dios es compasivo y misericordioso, y no les dará la espalda si ustedes se vuelven a él».</w:t>
+        <w:t xml:space="preserve"> Si se vuelven al Señor, sus hermanos y sus hijos recibirán compasión de quienes los tienen cautivos, y podrán regresar a esta tierra. El Señor su Dios es compasivo y misericordioso, y no les dará la espalda si ustedes se vuelven a él”.</w:t>
       </w:r>
     </w:p>
     <w:p>
@@ -13209,13 +13209,13 @@
           <w:vertAlign w:val="superscript"/>
           <w:lang w:val="es_ES" w:bidi="es_ES"/>
         </w:rPr>
-        <w:t>19</w:t>
-      </w:r>
-      <w:r>
-        <w:rPr>
-          <w:lang w:val="es_ES" w:bidi="es_ES"/>
-        </w:rPr>
-        <w:t xml:space="preserve"> Muchos de los que habían llegado de Efraín, Manasés, Isacar y Zabulón no estaban puros. No habían cumplido con los ritos de purificación. Por eso, los levitas mataron por ellos los corderos de la Pascua en su lugar para consagrarlos. El rey Ezequías oró por ellos para que se les permitiera comer la Pascua. Dijo:—Señor, Dios de nuestros antepasados, perdona a todos los que con sinceridad han decidido buscarte, aunque no se hayan purificado de acuerdo con las normas del santuario.</w:t>
+        <w:t>17-19</w:t>
+      </w:r>
+      <w:r>
+        <w:rPr>
+          <w:lang w:val="es_ES" w:bidi="es_ES"/>
+        </w:rPr>
+        <w:t xml:space="preserve"> Muchos de los que habían llegado de Efraín, Manasés, Isacar y Zabulón no estaban puros. No habían cumplido con los ritos de purificación. Por eso, los levitas mataron por ellos los corderos de la Pascua en su lugar para consagrarlos. El rey Ezequías oró por ellos para que se les permitiera comer la Pascua. Dijo: —Señor, Dios de nuestros antepasados, perdona a todos los que con sinceridad han decidido buscarte, aunque no se hayan purificado de acuerdo con las normas del santuario.</w:t>
       </w:r>
     </w:p>
     <w:p>
@@ -13441,7 +13441,7 @@
         <w:rPr>
           <w:lang w:val="es_ES" w:bidi="es_ES"/>
         </w:rPr>
-        <w:t xml:space="preserve"> Ezequías organizó a los sacerdotes y a los levitas en grupos de servicio. Los oranizó para ofrecer las ofrendas quemadas y los sacrificios de comunión, para adorar, dar gracias y alabar al Señor, y para servir en las puertas de la casa del Señor.</w:t>
+        <w:t xml:space="preserve"> Ezequías organizó a los sacerdotes y a los levitas en grupos de servicio. Los organizó para ofrecer las ofrendas quemadas y los sacrificios de comunión, para adorar, dar gracias y alabar al Señor, y para servir en las puertas de la casa del Señor.</w:t>
       </w:r>
     </w:p>
     <w:p>
@@ -13462,7 +13462,7 @@
         <w:rPr>
           <w:lang w:val="es_ES" w:bidi="es_ES"/>
         </w:rPr>
-        <w:t xml:space="preserve"> También contribuyó con animales de su propiedad para las ofrendas quemadas de la mañana y de la tarde, para el sábado, para las celebraciones de luna nueva y para las demás fiestas anuales establecidas en la ley del Señor.</w:t>
+        <w:t xml:space="preserve"> También contribuyó con animales de su propiedad para las ofrendas quemadas de la mañana y de la tarde, para el día de reposo, para las celebraciones de luna nueva y para las demás fiestas anuales establecidas en la ley del Señor.</w:t>
       </w:r>
     </w:p>
     <w:p>
@@ -13498,7 +13498,7 @@
           <w:vertAlign w:val="superscript"/>
           <w:lang w:val="es_ES" w:bidi="es_ES"/>
         </w:rPr>
-        <w:t>6</w:t>
+        <w:t>5-6</w:t>
       </w:r>
       <w:r>
         <w:rPr>
@@ -13519,7 +13519,7 @@
           <w:vertAlign w:val="superscript"/>
           <w:lang w:val="es_ES" w:bidi="es_ES"/>
         </w:rPr>
-        <w:t>8</w:t>
+        <w:t>7-8</w:t>
       </w:r>
       <w:r>
         <w:rPr>
@@ -13546,7 +13546,7 @@
         <w:rPr>
           <w:lang w:val="es_ES" w:bidi="es_ES"/>
         </w:rPr>
-        <w:t xml:space="preserve"> Ezequías preguntó a los sacerdotes y a los levitas:—¿De dónde vino todo esto?</w:t>
+        <w:t xml:space="preserve"> Ezequías preguntó a los sacerdotes y a los levitas: —¿De dónde vino todo esto?</w:t>
       </w:r>
     </w:p>
     <w:p>
@@ -13567,7 +13567,7 @@
         <w:rPr>
           <w:lang w:val="es_ES" w:bidi="es_ES"/>
         </w:rPr>
-        <w:t xml:space="preserve"> El sumo sacerdote Azarías, descendiente de Sadoc, respondió:—Desde que el pueblo comenzó a traer sus contribuciones al templo del Señor, hemos tenido suficiente para comer y aún nos sobra mucho. El Señor ha bendecido a su pueblo, y por eso tenemos todo esto que sobra.</w:t>
+        <w:t xml:space="preserve"> El sumo sacerdote Azarías, descendiente de Sadoc, respondió: —Desde que el pueblo comenzó a traer sus contribuciones al templo del Señor, hemos tenido suficiente para comer y aún nos sobra mucho. El Señor ha bendecido a su pueblo, y por eso tenemos todo esto que sobra.</w:t>
       </w:r>
     </w:p>
     <w:p>
@@ -13603,7 +13603,7 @@
           <w:vertAlign w:val="superscript"/>
           <w:lang w:val="es_ES" w:bidi="es_ES"/>
         </w:rPr>
-        <w:t>13</w:t>
+        <w:t>12-13</w:t>
       </w:r>
       <w:r>
         <w:rPr>
@@ -13624,7 +13624,7 @@
           <w:vertAlign w:val="superscript"/>
           <w:lang w:val="es_ES" w:bidi="es_ES"/>
         </w:rPr>
-        <w:t>15</w:t>
+        <w:t>14-15</w:t>
       </w:r>
       <w:r>
         <w:rPr>
@@ -13666,7 +13666,7 @@
           <w:vertAlign w:val="superscript"/>
           <w:lang w:val="es_ES" w:bidi="es_ES"/>
         </w:rPr>
-        <w:t>18</w:t>
+        <w:t>17-18</w:t>
       </w:r>
       <w:r>
         <w:rPr>
@@ -13835,7 +13835,7 @@
         <w:rPr>
           <w:lang w:val="es_ES" w:bidi="es_ES"/>
         </w:rPr>
-        <w:t xml:space="preserve"> Reunió a mucha gente y juntos cegaron todos los manantiales y el arroyo que atravesaba el campo. Dijeron:—¿Por qué han de venir los reyes de Asiria y encontrar agua en abundancia?</w:t>
+        <w:t xml:space="preserve"> Reunió a mucha gente y juntos cegaron todos los manantiales y el arroyo que atravesaba el campo. Dijeron: —¿Por qué han de venir los reyes de Asiria y encontrar agua en abundancia?</w:t>
       </w:r>
     </w:p>
     <w:p>
@@ -14066,7 +14066,7 @@
         <w:rPr>
           <w:lang w:val="es_ES" w:bidi="es_ES"/>
         </w:rPr>
-        <w:t xml:space="preserve"> No dejen que Ezequías los engañe. No le crean. Les repito que ningún dios ha podido librar a su pueblo de mis manos ni de las manos de mis antepasados. ¡Mucho menos podrá hacerlo el Dios de ustedes!"».</w:t>
+        <w:t xml:space="preserve"> No dejen que Ezequías los engañe. No le crean. Les repito que ningún dios ha podido librar a su pueblo de mis manos ni de las manos de mis antepasados. ¡Mucho menos podrá hacerlo el Dios de ustedes!”».</w:t>
       </w:r>
     </w:p>
     <w:p>
@@ -14108,7 +14108,7 @@
         <w:rPr>
           <w:lang w:val="es_ES" w:bidi="es_ES"/>
         </w:rPr>
-        <w:t xml:space="preserve"> El rey Senaquerib también escribió cartas insultando al Señor, Dios de Israel. En esas cartas decía: «Así como los dioses de las otras naciones no pudieron librar a sus pueblos de mi mano, tampoco el Dios de Ezequías podrá librar al suyo».</w:t>
+        <w:t xml:space="preserve"> El rey Senaquerib también escribió cartas insultando al Señor, Dios de Israel. En esas cartas decía: “Así como los dioses de las otras naciones no pudieron librar a sus pueblos de mi mano, tampoco el Dios de Ezequías podrá librar al suyo”.</w:t>
       </w:r>
     </w:p>
     <w:p>
@@ -14333,7 +14333,7 @@
           <w:vertAlign w:val="superscript"/>
           <w:lang w:val="es_ES" w:bidi="es_ES"/>
         </w:rPr>
-        <w:t>29</w:t>
+        <w:t>28-29</w:t>
       </w:r>
       <w:r>
         <w:rPr>
@@ -14517,13 +14517,13 @@
           <w:vertAlign w:val="superscript"/>
           <w:lang w:val="es_ES" w:bidi="es_ES"/>
         </w:rPr>
-        <w:t>5</w:t>
-      </w:r>
-      <w:r>
-        <w:rPr>
-          <w:lang w:val="es_ES" w:bidi="es_ES"/>
-        </w:rPr>
-        <w:t xml:space="preserve"> Construyó altares a los astros del cielo en los 2 patios del templo del Señor. Los construyó en el lugar donde el Señor había dicho:—En Jerusalén pondré mi nombre para siempre.</w:t>
+        <w:t>4-5</w:t>
+      </w:r>
+      <w:r>
+        <w:rPr>
+          <w:lang w:val="es_ES" w:bidi="es_ES"/>
+        </w:rPr>
+        <w:t xml:space="preserve"> Construyó altares a los astros del cielo en los 2 patios del templo del Señor. Los construyó en el lugar donde el Señor había dicho: —En Jerusalén pondré mi nombre para siempre.</w:t>
       </w:r>
     </w:p>
     <w:p>
@@ -14565,7 +14565,7 @@
         <w:rPr>
           <w:lang w:val="es_ES" w:bidi="es_ES"/>
         </w:rPr>
-        <w:t xml:space="preserve"> Puso el ídolo que había hecho dentro del templo de Dios. Lo puso en el lugar donde Dios le había dicho a David y a su hijo Salomón:—En este templo y en Jerusalén pondré mi nombre para siempre. Jerusalén es la ciudad que elegí entre todas las ciudades de Israel.</w:t>
+        <w:t xml:space="preserve"> Puso el ídolo que había hecho dentro del templo de Dios. Lo puso en el lugar donde Dios le había dicho a David y a su hijo Salomón: —En este templo y en Jerusalén pondré mi nombre para siempre. Jerusalén es la ciudad que elegí entre todas las ciudades de Israel.</w:t>
       </w:r>
     </w:p>
     <w:p>
@@ -15163,7 +15163,7 @@
           <w:vertAlign w:val="superscript"/>
           <w:lang w:val="es_ES" w:bidi="es_ES"/>
         </w:rPr>
-        <w:t>11</w:t>
+        <w:t>10-11</w:t>
       </w:r>
       <w:r>
         <w:rPr>
@@ -15247,13 +15247,13 @@
           <w:vertAlign w:val="superscript"/>
           <w:lang w:val="es_ES" w:bidi="es_ES"/>
         </w:rPr>
-        <w:t>16</w:t>
-      </w:r>
-      <w:r>
-        <w:rPr>
-          <w:lang w:val="es_ES" w:bidi="es_ES"/>
-        </w:rPr>
-        <w:t xml:space="preserve"> Entonces Jilquías le dijo al secretario Safán:—¡He encontrado el libro de la ley en el templo del Señor!Jilquías le entregó el libro a Safán. Este se lo llevó al rey cuando fue a informarle sobre el progreso de las reparaciones del templo. Le dijo:</w:t>
+        <w:t>15-16</w:t>
+      </w:r>
+      <w:r>
+        <w:rPr>
+          <w:lang w:val="es_ES" w:bidi="es_ES"/>
+        </w:rPr>
+        <w:t xml:space="preserve"> Entonces Jilquías le dijo al secretario Safán: —¡He encontrado el libro de la ley en el templo del Señor! Jilquías le entregó el libro a Safán. Este se lo llevó al rey cuando fue a informarle sobre el progreso de las reparaciones del templo. Le dijo:</w:t>
       </w:r>
     </w:p>
     <w:p>
@@ -15400,7 +15400,7 @@
         <w:rPr>
           <w:lang w:val="es_ES" w:bidi="es_ES"/>
         </w:rPr>
-        <w:t xml:space="preserve"> —Así dice el Señor, Dios de Israel: "Díganle al hombre que los envió</w:t>
+        <w:t xml:space="preserve"> —Así dice el Señor, Dios de Israel: “Díganle al hombre que los envió</w:t>
       </w:r>
     </w:p>
     <w:p>
@@ -15442,28 +15442,28 @@
         <w:rPr>
           <w:lang w:val="es_ES" w:bidi="es_ES"/>
         </w:rPr>
-        <w:t xml:space="preserve"> Me han abandonado y han quemado incienso a otros dioses. Han provocado mi ira con todas las obras de sus manos. Por eso mi enojo arde contra este lugar y no se apagará".</w:t>
-      </w:r>
-    </w:p>
-    <w:p>
-      <w:pPr/>
-      <w:r>
-        <w:rPr>
-          <w:lang w:val="es_ES" w:bidi="es_ES"/>
-        </w:rPr>
-      </w:r>
-      <w:r>
-        <w:rPr>
-          <w:vertAlign w:val="superscript"/>
-          <w:lang w:val="es_ES" w:bidi="es_ES"/>
-        </w:rPr>
-        <w:t>27</w:t>
-      </w:r>
-      <w:r>
-        <w:rPr>
-          <w:lang w:val="es_ES" w:bidi="es_ES"/>
-        </w:rPr>
-        <w:t xml:space="preserve"> »Sin embargo, díganle al rey de Judá que los envió a consultarme que así dice el Señor: "Tú escuchaste mis palabras y te humillaste ante mí. Te humillaste cuando escuchaste lo que he decretado contra este lugar y sus habitantes. Rasgaste tu ropa y lloraste delante de mí.</w:t>
+        <w:t xml:space="preserve"> Me han abandonado y han quemado incienso a otros dioses. Han provocado mi ira con todas las obras de sus manos. Por eso mi enojo arde contra este lugar y no se apagará”.</w:t>
+      </w:r>
+    </w:p>
+    <w:p>
+      <w:pPr/>
+      <w:r>
+        <w:rPr>
+          <w:lang w:val="es_ES" w:bidi="es_ES"/>
+        </w:rPr>
+      </w:r>
+      <w:r>
+        <w:rPr>
+          <w:vertAlign w:val="superscript"/>
+          <w:lang w:val="es_ES" w:bidi="es_ES"/>
+        </w:rPr>
+        <w:t>26-27</w:t>
+      </w:r>
+      <w:r>
+        <w:rPr>
+          <w:lang w:val="es_ES" w:bidi="es_ES"/>
+        </w:rPr>
+        <w:t xml:space="preserve"> »Sin embargo, díganle al rey de Judá que los envió a consultarme que así dice el Señor: “Tú escuchaste mis palabras y te humillaste ante mí. Te humillaste cuando escuchaste lo que he decretado contra este lugar y sus habitantes. Rasgaste tu ropa y lloraste delante de mí.</w:t>
       </w:r>
     </w:p>
     <w:p>
@@ -15484,7 +15484,7 @@
         <w:rPr>
           <w:lang w:val="es_ES" w:bidi="es_ES"/>
         </w:rPr>
-        <w:t xml:space="preserve"> Por eso, no verás tú el desastre que voy a traer sobre este lugar. Morirás en paz y serás enterrado junto a tus antepasados".Los mensajeros le llevaron esta respuesta al rey.</w:t>
+        <w:t xml:space="preserve"> Por eso, no verás tú el desastre que voy a traer sobre este lugar. Morirás en paz y serás enterrado junto a tus antepasados”. Los mensajeros le llevaron esta respuesta al rey.</w:t>
       </w:r>
     </w:p>
     <w:p>
@@ -15668,22 +15668,22 @@
         <w:rPr>
           <w:lang w:val="es_ES" w:bidi="es_ES"/>
         </w:rPr>
-        <w:t xml:space="preserve"> Ordenó a los levitas consagrados, que enseñaban a todo Israel:—Coloquen el arca sagrada en el templo que construyó Salomón, hijo de David, rey de Israel. Ya no tienen que cargarla sobre sus hombros. Ahora dediquen su tiempo a servir al Señor su Dios y a su pueblo Israel.</w:t>
-      </w:r>
-    </w:p>
-    <w:p>
-      <w:pPr/>
-      <w:r>
-        <w:rPr>
-          <w:lang w:val="es_ES" w:bidi="es_ES"/>
-        </w:rPr>
-      </w:r>
-      <w:r>
-        <w:rPr>
-          <w:vertAlign w:val="superscript"/>
-          <w:lang w:val="es_ES" w:bidi="es_ES"/>
-        </w:rPr>
-        <w:t>5</w:t>
+        <w:t xml:space="preserve"> Ordenó a los levitas consagrados, que enseñaban a todo Israel: —Coloquen el arca sagrada en el templo que construyó Salomón, hijo de David, rey de Israel. Ya no tienen que cargarla sobre sus hombros. Ahora dediquen su tiempo a servir al Señor su Dios y a su pueblo Israel.</w:t>
+      </w:r>
+    </w:p>
+    <w:p>
+      <w:pPr/>
+      <w:r>
+        <w:rPr>
+          <w:lang w:val="es_ES" w:bidi="es_ES"/>
+        </w:rPr>
+      </w:r>
+      <w:r>
+        <w:rPr>
+          <w:vertAlign w:val="superscript"/>
+          <w:lang w:val="es_ES" w:bidi="es_ES"/>
+        </w:rPr>
+        <w:t>4-5</w:t>
       </w:r>
       <w:r>
         <w:rPr>
@@ -15752,7 +15752,7 @@
         <w:rPr>
           <w:lang w:val="es_ES" w:bidi="es_ES"/>
         </w:rPr>
-        <w:t xml:space="preserve"> Los funcionarios del rey hicieron donaciones voluntarias a los sacerdotes y a los levitas. Jilquías, Zacarías y Jehiel, los supervisores del templo, entregaron a los sacerdotes 2600 ovejas y cabras, y 300 vacas, para la celebración de la Pascua.</w:t>
+        <w:t xml:space="preserve"> Los funcionarios del rey hicieron donaciones voluntarias a los sacerdotes y a los levitas. Jilquías, Zacarías y Jehiel, los supervisores del templo, entregaron a los sacerdotes 2.600 ovejas y cabras, y 300 vacas, para la celebración de la Pascua.</w:t>
       </w:r>
     </w:p>
     <w:p>
@@ -16025,7 +16025,7 @@
         <w:rPr>
           <w:lang w:val="es_ES" w:bidi="es_ES"/>
         </w:rPr>
-        <w:t xml:space="preserve"> El rey Necao le envió mensajeros con este mensaje: «No quiero pelear contra ti, rey de Judá. He salido a hacer guerra contra el rey de Asiria. No te metas conmigo, porque Dios me ha dicho que me apresure. No te enfrentes a Dios o él te destruirá, porque él está de mi lado».</w:t>
+        <w:t xml:space="preserve"> El rey Necao le envió mensajeros con este mensaje: “No quiero pelear contra ti, rey de Judá. He salido a hacer guerra contra el rey de Asiria. No te metas conmigo, porque Dios me ha dicho que me apresure. No te enfrentes a Dios o él te destruirá, porque él está de mi lado”.</w:t>
       </w:r>
     </w:p>
     <w:p>
@@ -16067,22 +16067,22 @@
         <w:rPr>
           <w:lang w:val="es_ES" w:bidi="es_ES"/>
         </w:rPr>
-        <w:t xml:space="preserve"> Los arqueros enemigos alcanzaron al rey Josías con sus flechas y lo hirieron gravemente. Entonces Josías les ordenó a sus ayudantes:—Sáquenme del campo de batalla, estoy muy mal herido.</w:t>
-      </w:r>
-    </w:p>
-    <w:p>
-      <w:pPr/>
-      <w:r>
-        <w:rPr>
-          <w:lang w:val="es_ES" w:bidi="es_ES"/>
-        </w:rPr>
-      </w:r>
-      <w:r>
-        <w:rPr>
-          <w:vertAlign w:val="superscript"/>
-          <w:lang w:val="es_ES" w:bidi="es_ES"/>
-        </w:rPr>
-        <w:t>25</w:t>
+        <w:t xml:space="preserve"> Los arqueros enemigos alcanzaron al rey Josías con sus flechas y lo hirieron gravemente. Entonces Josías les ordenó a sus ayudantes: —Sáquenme del campo de batalla, estoy muy mal herido.</w:t>
+      </w:r>
+    </w:p>
+    <w:p>
+      <w:pPr/>
+      <w:r>
+        <w:rPr>
+          <w:lang w:val="es_ES" w:bidi="es_ES"/>
+        </w:rPr>
+      </w:r>
+      <w:r>
+        <w:rPr>
+          <w:vertAlign w:val="superscript"/>
+          <w:lang w:val="es_ES" w:bidi="es_ES"/>
+        </w:rPr>
+        <w:t>24-25</w:t>
       </w:r>
       <w:r>
         <w:rPr>
@@ -16109,7 +16109,7 @@
         <w:rPr>
           <w:lang w:val="es_ES" w:bidi="es_ES"/>
         </w:rPr>
-        <w:t xml:space="preserve"> Los demás acontecimientos del reinado de Josías, sus obras piadosas y cómo cumplió la ley del Señor,</w:t>
+        <w:t xml:space="preserve"> Los demás acontecimientos del reinado de Josías, sus obras en honor al Señor y cómo cumplió la ley del Señor,</w:t>
       </w:r>
     </w:p>
     <w:p>
@@ -16167,7 +16167,7 @@
         <w:rPr>
           <w:lang w:val="es_ES" w:bidi="es_ES"/>
         </w:rPr>
-        <w:t xml:space="preserve"> Entonces el pueblo proclamó rey de Judá a Joacaz, hijo de Josías. Lo hiceron rey en lugar de su padre, en Jerusalén.</w:t>
+        <w:t xml:space="preserve"> Entonces el pueblo proclamó rey de Judá a Joacaz, hijo de Josías. Lo hicieron rey en lugar de su padre, en Jerusalén.</w:t>
       </w:r>
     </w:p>
     <w:p>
@@ -16629,7 +16629,7 @@
         <w:rPr>
           <w:lang w:val="es_ES" w:bidi="es_ES"/>
         </w:rPr>
-        <w:t xml:space="preserve"> «Yo, Ciro, rey de Persia, declaro lo siguiente. El Señor, Dios del cielo, me ha dado todos los reinos de la tierra. Él me ha ordenado construirle un templo en Jerusalén, en la tierra de Judá. Cualquiera de ustedes que pertenezca a su pueblo puede ir allá. Que el Señor su Dios esté con él».</w:t>
+        <w:t xml:space="preserve"> «Yo, Ciro, rey de Persia, declaro lo siguiente. El Señor, Dios del cielo, me ha dado todos los reinos de la tierra. Él me ha ordenado construirle un templo en Jerusalén, en la tierra de Judá. Cualquiera de ustedes que pertenezca a su pueblo puede ir allá. Que el Señor su Dios esté con él”.</w:t>
       </w:r>
     </w:p>
     <w:sectPr>
